--- a/doc/詞/唐朝/白居易/白居易-憶江南·江南好.docx
+++ b/doc/詞/唐朝/白居易/白居易-憶江南·江南好.docx
@@ -1,6 +1,6 @@
 
 <file path=word/document.xml><?xml version="1.0" encoding="utf-8"?>
-<w:document xmlns:wpc="http://schemas.microsoft.com/office/word/2010/wordprocessingCanvas" xmlns:cx="http://schemas.microsoft.com/office/drawing/2014/chartex" xmlns:cx1="http://schemas.microsoft.com/office/drawing/2015/9/8/chartex" xmlns:cx2="http://schemas.microsoft.com/office/drawing/2015/10/21/chartex" xmlns:cx3="http://schemas.microsoft.com/office/drawing/2016/5/9/chartex" xmlns:cx4="http://schemas.microsoft.com/office/drawing/2016/5/10/chartex" xmlns:cx5="http://schemas.microsoft.com/office/drawing/2016/5/11/chartex" xmlns:cx6="http://schemas.microsoft.com/office/drawing/2016/5/12/chartex" xmlns:cx7="http://schemas.microsoft.com/office/drawing/2016/5/13/chartex" xmlns:cx8="http://schemas.microsoft.com/office/drawing/2016/5/14/chartex" xmlns:mc="http://schemas.openxmlformats.org/markup-compatibility/2006" xmlns:aink="http://schemas.microsoft.com/office/drawing/2016/ink" xmlns:am3d="http://schemas.microsoft.com/office/drawing/2017/model3d" xmlns:o="urn:schemas-microsoft-com:office:office" xmlns:oel="http://schemas.microsoft.com/office/2019/extlst" xmlns:r="http://schemas.openxmlformats.org/officeDocument/2006/relationships" xmlns:m="http://schemas.openxmlformats.org/officeDocument/2006/math" xmlns:v="urn:schemas-microsoft-com:vml" xmlns:wp14="http://schemas.microsoft.com/office/word/2010/wordprocessingDrawing" xmlns:wp="http://schemas.openxmlformats.org/drawingml/2006/wordprocessingDrawing" xmlns:w10="urn:schemas-microsoft-com:office:word" xmlns:w="http://schemas.openxmlformats.org/wordprocessingml/2006/main" xmlns:w14="http://schemas.microsoft.com/office/word/2010/wordml" xmlns:w15="http://schemas.microsoft.com/office/word/2012/wordml" xmlns:w16cex="http://schemas.microsoft.com/office/word/2018/wordml/cex" xmlns:w16cid="http://schemas.microsoft.com/office/word/2016/wordml/cid" xmlns:w16="http://schemas.microsoft.com/office/word/2018/wordml" xmlns:w16du="http://schemas.microsoft.com/office/word/2023/wordml/word16du" xmlns:w16sdtdh="http://schemas.microsoft.com/office/word/2020/wordml/sdtdatahash" xmlns:w16se="http://schemas.microsoft.com/office/word/2015/wordml/symex" xmlns:wpg="http://schemas.microsoft.com/office/word/2010/wordprocessingGroup" xmlns:wpi="http://schemas.microsoft.com/office/word/2010/wordprocessingInk" xmlns:wne="http://schemas.microsoft.com/office/word/2006/wordml" xmlns:wps="http://schemas.microsoft.com/office/word/2010/wordprocessingShape" mc:Ignorable="w14 w15 w16se w16cid w16 w16cex w16sdtdh wp14">
+<w:document xmlns:wpc="http://schemas.microsoft.com/office/word/2010/wordprocessingCanvas" xmlns:cx="http://schemas.microsoft.com/office/drawing/2014/chartex" xmlns:cx1="http://schemas.microsoft.com/office/drawing/2015/9/8/chartex" xmlns:cx2="http://schemas.microsoft.com/office/drawing/2015/10/21/chartex" xmlns:cx3="http://schemas.microsoft.com/office/drawing/2016/5/9/chartex" xmlns:cx4="http://schemas.microsoft.com/office/drawing/2016/5/10/chartex" xmlns:cx5="http://schemas.microsoft.com/office/drawing/2016/5/11/chartex" xmlns:cx6="http://schemas.microsoft.com/office/drawing/2016/5/12/chartex" xmlns:cx7="http://schemas.microsoft.com/office/drawing/2016/5/13/chartex" xmlns:cx8="http://schemas.microsoft.com/office/drawing/2016/5/14/chartex" xmlns:mc="http://schemas.openxmlformats.org/markup-compatibility/2006" xmlns:aink="http://schemas.microsoft.com/office/drawing/2016/ink" xmlns:am3d="http://schemas.microsoft.com/office/drawing/2017/model3d" xmlns:o="urn:schemas-microsoft-com:office:office" xmlns:r="http://schemas.openxmlformats.org/officeDocument/2006/relationships" xmlns:m="http://schemas.openxmlformats.org/officeDocument/2006/math" xmlns:v="urn:schemas-microsoft-com:vml" xmlns:wp14="http://schemas.microsoft.com/office/word/2010/wordprocessingDrawing" xmlns:wp="http://schemas.openxmlformats.org/drawingml/2006/wordprocessingDrawing" xmlns:w10="urn:schemas-microsoft-com:office:word" xmlns:w="http://schemas.openxmlformats.org/wordprocessingml/2006/main" xmlns:w14="http://schemas.microsoft.com/office/word/2010/wordml" xmlns:w15="http://schemas.microsoft.com/office/word/2012/wordml" xmlns:w16cex="http://schemas.microsoft.com/office/word/2018/wordml/cex" xmlns:w16cid="http://schemas.microsoft.com/office/word/2016/wordml/cid" xmlns:w16="http://schemas.microsoft.com/office/word/2018/wordml" xmlns:w16sdtdh="http://schemas.microsoft.com/office/word/2020/wordml/sdtdatahash" xmlns:w16se="http://schemas.microsoft.com/office/word/2015/wordml/symex" xmlns:wpg="http://schemas.microsoft.com/office/word/2010/wordprocessingGroup" xmlns:wpi="http://schemas.microsoft.com/office/word/2010/wordprocessingInk" xmlns:wne="http://schemas.microsoft.com/office/word/2006/wordml" xmlns:wps="http://schemas.microsoft.com/office/word/2010/wordprocessingShape" mc:Ignorable="w14 w15 w16se w16cid w16 w16cex w16sdtdh wp14">
   <w:body>
     <w:p>
       <w:pPr>
@@ -56,14 +56,7 @@
           <w:rFonts w:hint="eastAsia"/>
           <w:sz w:val="32"/>
         </w:rPr>
-        <w:t xml:space="preserve">   </w:t>
-      </w:r>
-      <w:r>
-        <w:rPr>
-          <w:rFonts w:hint="eastAsia"/>
-          <w:sz w:val="32"/>
-        </w:rPr>
-        <w:t xml:space="preserve">     </w:t>
+        <w:t xml:space="preserve"> </w:t>
       </w:r>
       <w:r>
         <w:rPr>
@@ -225,8 +218,9 @@
           <w:ilvl w:val="0"/>
           <w:numId w:val="13"/>
         </w:numPr>
-        <w:spacing w:after="0" w:line="420" w:lineRule="exact"/>
-        <w:ind w:leftChars="0" w:right="0"/>
+        <w:spacing w:after="0" w:line="400" w:lineRule="exact"/>
+        <w:ind w:leftChars="0" w:left="284" w:right="0" w:hanging="284"/>
+        <w:jc w:val="both"/>
         <w:rPr>
           <w:rFonts w:cs="Arial"/>
           <w:color w:val="0F0F0F"/>
@@ -243,16 +237,14 @@
         </w:rPr>
         <w:t>憶江南：</w:t>
       </w:r>
-      <w:proofErr w:type="gramStart"/>
       <w:r>
         <w:rPr>
           <w:rFonts w:cs="Arial" w:hint="eastAsia"/>
           <w:color w:val="0F0F0F"/>
           <w:spacing w:val="-14"/>
           <w:szCs w:val="28"/>
-          <w:u w:val="single"/>
-        </w:rPr>
-        <w:t>唐</w:t>
+        </w:rPr>
+        <w:t>原本是</w:t>
       </w:r>
       <w:r>
         <w:rPr>
@@ -260,10 +252,10 @@
           <w:color w:val="0F0F0F"/>
           <w:spacing w:val="-14"/>
           <w:szCs w:val="28"/>
-        </w:rPr>
-        <w:t>教坊曲</w:t>
-      </w:r>
-      <w:proofErr w:type="gramEnd"/>
+          <w:u w:val="single"/>
+        </w:rPr>
+        <w:t>唐代</w:t>
+      </w:r>
       <w:r>
         <w:rPr>
           <w:rFonts w:cs="Arial" w:hint="eastAsia"/>
@@ -271,9 +263,22 @@
           <w:spacing w:val="-14"/>
           <w:szCs w:val="28"/>
         </w:rPr>
-        <w:t>名。作者題下</w:t>
-      </w:r>
-      <w:proofErr w:type="gramStart"/>
+        <w:t>「教坊」裡演奏的樂曲名稱（曲調名），後來演變成詞牌名。</w:t>
+      </w:r>
+    </w:p>
+    <w:p>
+      <w:pPr>
+        <w:pStyle w:val="a9"/>
+        <w:spacing w:after="0" w:line="400" w:lineRule="exact"/>
+        <w:ind w:leftChars="0" w:left="284" w:right="0" w:firstLine="0"/>
+        <w:jc w:val="both"/>
+        <w:rPr>
+          <w:rFonts w:cs="Arial"/>
+          <w:color w:val="0F0F0F"/>
+          <w:spacing w:val="-14"/>
+          <w:szCs w:val="28"/>
+        </w:rPr>
+      </w:pPr>
       <w:r>
         <w:rPr>
           <w:rFonts w:cs="Arial" w:hint="eastAsia"/>
@@ -281,9 +286,22 @@
           <w:spacing w:val="-14"/>
           <w:szCs w:val="28"/>
         </w:rPr>
-        <w:t>自注說</w:t>
-      </w:r>
-      <w:proofErr w:type="gramEnd"/>
+        <w:t>「教坊」是唐代專門管理和培訓宮廷音樂、舞蹈與戲曲藝人的官方機構。</w:t>
+      </w:r>
+    </w:p>
+    <w:p>
+      <w:pPr>
+        <w:pStyle w:val="a9"/>
+        <w:spacing w:after="0" w:line="400" w:lineRule="exact"/>
+        <w:ind w:leftChars="0" w:left="284" w:right="0" w:firstLine="0"/>
+        <w:jc w:val="both"/>
+        <w:rPr>
+          <w:rFonts w:cs="Arial"/>
+          <w:color w:val="0F0F0F"/>
+          <w:spacing w:val="-14"/>
+          <w:szCs w:val="28"/>
+        </w:rPr>
+      </w:pPr>
       <w:r>
         <w:rPr>
           <w:rFonts w:cs="Arial" w:hint="eastAsia"/>
@@ -291,7 +309,7 @@
           <w:spacing w:val="-14"/>
           <w:szCs w:val="28"/>
         </w:rPr>
-        <w:t>：</w:t>
+        <w:t>這裡所指的</w:t>
       </w:r>
       <w:r>
         <w:rPr>
@@ -299,8 +317,9 @@
           <w:color w:val="0F0F0F"/>
           <w:spacing w:val="-14"/>
           <w:szCs w:val="28"/>
-        </w:rPr>
-        <w:t>「</w:t>
+          <w:u w:val="single"/>
+        </w:rPr>
+        <w:t>江南</w:t>
       </w:r>
       <w:r>
         <w:rPr>
@@ -309,19 +328,60 @@
           <w:spacing w:val="-14"/>
           <w:szCs w:val="28"/>
         </w:rPr>
-        <w:t>此曲亦名</w:t>
-      </w:r>
-      <w:proofErr w:type="gramStart"/>
-      <w:r>
+        <w:t>主要是</w:t>
+      </w:r>
+      <w:r>
+        <w:rPr>
+          <w:rFonts w:cs="Arial" w:hint="eastAsia"/>
+          <w:color w:val="0F0F0F"/>
+          <w:spacing w:val="-14"/>
+          <w:szCs w:val="28"/>
+          <w:u w:val="single"/>
+        </w:rPr>
+        <w:t>長江</w:t>
+      </w:r>
+      <w:r>
+        <w:rPr>
+          <w:rFonts w:cs="Arial" w:hint="eastAsia"/>
+          <w:color w:val="0F0F0F"/>
+          <w:spacing w:val="-14"/>
+          <w:szCs w:val="28"/>
+        </w:rPr>
+        <w:t>下游的</w:t>
+      </w:r>
+      <w:r>
+        <w:rPr>
+          <w:rFonts w:cs="Arial" w:hint="eastAsia"/>
+          <w:color w:val="0F0F0F"/>
+          <w:spacing w:val="-14"/>
+          <w:szCs w:val="28"/>
+          <w:u w:val="single"/>
+        </w:rPr>
+        <w:t>江浙</w:t>
+      </w:r>
+      <w:r>
+        <w:rPr>
+          <w:rFonts w:cs="Arial" w:hint="eastAsia"/>
+          <w:color w:val="0F0F0F"/>
+          <w:spacing w:val="-14"/>
+          <w:szCs w:val="28"/>
+        </w:rPr>
+        <w:t>一帶。</w:t>
+      </w:r>
+    </w:p>
+    <w:p>
+      <w:pPr>
+        <w:pStyle w:val="a9"/>
+        <w:spacing w:after="0" w:line="400" w:lineRule="exact"/>
+        <w:ind w:leftChars="0" w:left="284" w:right="0" w:firstLine="0"/>
+        <w:jc w:val="both"/>
         <w:rPr>
           <w:rFonts w:cs="Arial"/>
           <w:color w:val="0F0F0F"/>
           <w:spacing w:val="-14"/>
           <w:szCs w:val="28"/>
         </w:rPr>
-        <w:t>”</w:t>
-      </w:r>
-      <w:proofErr w:type="gramEnd"/>
+      </w:pPr>
       <w:r>
         <w:rPr>
           <w:rFonts w:cs="Arial" w:hint="eastAsia"/>
@@ -329,27 +389,17 @@
           <w:spacing w:val="-14"/>
           <w:szCs w:val="28"/>
         </w:rPr>
-        <w:t>謝秋娘</w:t>
-      </w:r>
-      <w:proofErr w:type="gramStart"/>
-      <w:r>
-        <w:rPr>
-          <w:rFonts w:cs="Arial"/>
-          <w:color w:val="0F0F0F"/>
-          <w:spacing w:val="-14"/>
-          <w:szCs w:val="28"/>
-        </w:rPr>
-        <w:t>”</w:t>
-      </w:r>
-      <w:proofErr w:type="gramEnd"/>
+        <w:t>這個曲調相傳最早由</w:t>
+      </w:r>
       <w:r>
         <w:rPr>
           <w:rFonts w:cs="Arial" w:hint="eastAsia"/>
           <w:color w:val="0F0F0F"/>
           <w:spacing w:val="-14"/>
           <w:szCs w:val="28"/>
-        </w:rPr>
-        <w:t>，每首五句。</w:t>
+          <w:u w:val="single"/>
+        </w:rPr>
+        <w:t>唐玄宗</w:t>
       </w:r>
       <w:r>
         <w:rPr>
@@ -358,7 +408,7 @@
           <w:spacing w:val="-14"/>
           <w:szCs w:val="28"/>
         </w:rPr>
-        <w:t>」</w:t>
+        <w:t>（或</w:t>
       </w:r>
       <w:r>
         <w:rPr>
@@ -366,8 +416,9 @@
           <w:color w:val="0F0F0F"/>
           <w:spacing w:val="-14"/>
           <w:szCs w:val="28"/>
-        </w:rPr>
-        <w:t>按《樂府詩集》：</w:t>
+          <w:u w:val="single"/>
+        </w:rPr>
+        <w:t>李德裕</w:t>
       </w:r>
       <w:r>
         <w:rPr>
@@ -376,39 +427,18 @@
           <w:spacing w:val="-14"/>
           <w:szCs w:val="28"/>
         </w:rPr>
-        <w:t>「</w:t>
-      </w:r>
-      <w:proofErr w:type="gramStart"/>
-      <w:r>
-        <w:rPr>
-          <w:rFonts w:cs="Arial"/>
-          <w:color w:val="0F0F0F"/>
-          <w:spacing w:val="-14"/>
-          <w:szCs w:val="28"/>
-        </w:rPr>
-        <w:t>”</w:t>
-      </w:r>
-      <w:proofErr w:type="gramEnd"/>
+        <w:t>）所作，最初名為《謝秋娘》。後來因為</w:t>
+      </w:r>
       <w:r>
         <w:rPr>
           <w:rFonts w:cs="Arial" w:hint="eastAsia"/>
           <w:color w:val="0F0F0F"/>
           <w:spacing w:val="-14"/>
           <w:szCs w:val="28"/>
-        </w:rPr>
-        <w:t>憶江南</w:t>
-      </w:r>
-      <w:proofErr w:type="gramStart"/>
-      <w:r>
-        <w:rPr>
-          <w:rFonts w:cs="Arial"/>
-          <w:color w:val="0F0F0F"/>
-          <w:spacing w:val="-14"/>
-          <w:szCs w:val="28"/>
-        </w:rPr>
-        <w:t>”</w:t>
-      </w:r>
-      <w:proofErr w:type="gramEnd"/>
+          <w:u w:val="single"/>
+        </w:rPr>
+        <w:t>白居易</w:t>
+      </w:r>
       <w:r>
         <w:rPr>
           <w:rFonts w:cs="Arial" w:hint="eastAsia"/>
@@ -416,219 +446,7 @@
           <w:spacing w:val="-14"/>
           <w:szCs w:val="28"/>
         </w:rPr>
-        <w:t>一名</w:t>
-      </w:r>
-      <w:proofErr w:type="gramStart"/>
-      <w:r>
-        <w:rPr>
-          <w:rFonts w:cs="Arial"/>
-          <w:color w:val="0F0F0F"/>
-          <w:spacing w:val="-14"/>
-          <w:szCs w:val="28"/>
-        </w:rPr>
-        <w:t>”</w:t>
-      </w:r>
-      <w:proofErr w:type="gramEnd"/>
-      <w:r>
-        <w:rPr>
-          <w:rFonts w:cs="Arial" w:hint="eastAsia"/>
-          <w:color w:val="0F0F0F"/>
-          <w:spacing w:val="-14"/>
-          <w:szCs w:val="28"/>
-        </w:rPr>
-        <w:t>望江南</w:t>
-      </w:r>
-      <w:proofErr w:type="gramStart"/>
-      <w:r>
-        <w:rPr>
-          <w:rFonts w:cs="Arial"/>
-          <w:color w:val="0F0F0F"/>
-          <w:spacing w:val="-14"/>
-          <w:szCs w:val="28"/>
-        </w:rPr>
-        <w:t>”</w:t>
-      </w:r>
-      <w:proofErr w:type="gramEnd"/>
-      <w:r>
-        <w:rPr>
-          <w:rFonts w:cs="Arial" w:hint="eastAsia"/>
-          <w:color w:val="0F0F0F"/>
-          <w:spacing w:val="-14"/>
-          <w:szCs w:val="28"/>
-        </w:rPr>
-        <w:t>，因</w:t>
-      </w:r>
-      <w:r>
-        <w:rPr>
-          <w:rFonts w:cs="Arial" w:hint="eastAsia"/>
-          <w:color w:val="0F0F0F"/>
-          <w:spacing w:val="-14"/>
-          <w:szCs w:val="28"/>
-          <w:u w:val="single"/>
-        </w:rPr>
-        <w:t>白</w:t>
-      </w:r>
-      <w:r>
-        <w:rPr>
-          <w:rFonts w:cs="Arial" w:hint="eastAsia"/>
-          <w:color w:val="0F0F0F"/>
-          <w:spacing w:val="-14"/>
-          <w:szCs w:val="28"/>
-        </w:rPr>
-        <w:t>氏詞，後遂改名</w:t>
-      </w:r>
-      <w:proofErr w:type="gramStart"/>
-      <w:r>
-        <w:rPr>
-          <w:rFonts w:cs="Arial"/>
-          <w:color w:val="0F0F0F"/>
-          <w:spacing w:val="-14"/>
-          <w:szCs w:val="28"/>
-        </w:rPr>
-        <w:t>”</w:t>
-      </w:r>
-      <w:proofErr w:type="gramEnd"/>
-      <w:r>
-        <w:rPr>
-          <w:rFonts w:cs="Arial" w:hint="eastAsia"/>
-          <w:color w:val="0F0F0F"/>
-          <w:spacing w:val="-14"/>
-          <w:szCs w:val="28"/>
-        </w:rPr>
-        <w:t>江南好</w:t>
-      </w:r>
-      <w:proofErr w:type="gramStart"/>
-      <w:r>
-        <w:rPr>
-          <w:rFonts w:cs="Arial"/>
-          <w:color w:val="0F0F0F"/>
-          <w:spacing w:val="-14"/>
-          <w:szCs w:val="28"/>
-        </w:rPr>
-        <w:t>”</w:t>
-      </w:r>
-      <w:proofErr w:type="gramEnd"/>
-      <w:r>
-        <w:rPr>
-          <w:rFonts w:cs="Arial" w:hint="eastAsia"/>
-          <w:color w:val="0F0F0F"/>
-          <w:spacing w:val="-14"/>
-          <w:szCs w:val="28"/>
-        </w:rPr>
-        <w:t>。</w:t>
-      </w:r>
-      <w:r>
-        <w:rPr>
-          <w:rFonts w:cs="Arial" w:hint="eastAsia"/>
-          <w:color w:val="0F0F0F"/>
-          <w:spacing w:val="-14"/>
-          <w:szCs w:val="28"/>
-        </w:rPr>
-        <w:t>」</w:t>
-      </w:r>
-      <w:r>
-        <w:rPr>
-          <w:rFonts w:cs="Arial" w:hint="eastAsia"/>
-          <w:color w:val="0F0F0F"/>
-          <w:spacing w:val="-14"/>
-          <w:szCs w:val="28"/>
-        </w:rPr>
-        <w:t>至</w:t>
-      </w:r>
-      <w:r>
-        <w:rPr>
-          <w:rFonts w:cs="Arial" w:hint="eastAsia"/>
-          <w:color w:val="0F0F0F"/>
-          <w:spacing w:val="-14"/>
-          <w:szCs w:val="28"/>
-          <w:u w:val="single"/>
-        </w:rPr>
-        <w:t>晚唐</w:t>
-      </w:r>
-      <w:r>
-        <w:rPr>
-          <w:rFonts w:cs="Arial" w:hint="eastAsia"/>
-          <w:color w:val="0F0F0F"/>
-          <w:spacing w:val="-14"/>
-          <w:szCs w:val="28"/>
-        </w:rPr>
-        <w:t>、</w:t>
-      </w:r>
-      <w:r>
-        <w:rPr>
-          <w:rFonts w:cs="Arial" w:hint="eastAsia"/>
-          <w:color w:val="0F0F0F"/>
-          <w:spacing w:val="-14"/>
-          <w:szCs w:val="28"/>
-          <w:u w:val="single"/>
-        </w:rPr>
-        <w:t>五代</w:t>
-      </w:r>
-      <w:r>
-        <w:rPr>
-          <w:rFonts w:cs="Arial" w:hint="eastAsia"/>
-          <w:color w:val="0F0F0F"/>
-          <w:spacing w:val="-14"/>
-          <w:szCs w:val="28"/>
-        </w:rPr>
-        <w:t>成為詞牌名。這裡所指的</w:t>
-      </w:r>
-      <w:r>
-        <w:rPr>
-          <w:rFonts w:cs="Arial" w:hint="eastAsia"/>
-          <w:color w:val="0F0F0F"/>
-          <w:spacing w:val="-14"/>
-          <w:szCs w:val="28"/>
-          <w:u w:val="single"/>
-        </w:rPr>
-        <w:t>江南</w:t>
-      </w:r>
-      <w:r>
-        <w:rPr>
-          <w:rFonts w:cs="Arial" w:hint="eastAsia"/>
-          <w:color w:val="0F0F0F"/>
-          <w:spacing w:val="-14"/>
-          <w:szCs w:val="28"/>
-        </w:rPr>
-        <w:t>主要是</w:t>
-      </w:r>
-      <w:r>
-        <w:rPr>
-          <w:rFonts w:cs="Arial" w:hint="eastAsia"/>
-          <w:color w:val="0F0F0F"/>
-          <w:spacing w:val="-14"/>
-          <w:szCs w:val="28"/>
-          <w:u w:val="single"/>
-        </w:rPr>
-        <w:t>長江</w:t>
-      </w:r>
-      <w:r>
-        <w:rPr>
-          <w:rFonts w:cs="Arial" w:hint="eastAsia"/>
-          <w:color w:val="0F0F0F"/>
-          <w:spacing w:val="-14"/>
-          <w:szCs w:val="28"/>
-        </w:rPr>
-        <w:t>下游的</w:t>
-      </w:r>
-      <w:r>
-        <w:rPr>
-          <w:rFonts w:cs="Arial" w:hint="eastAsia"/>
-          <w:color w:val="0F0F0F"/>
-          <w:spacing w:val="-14"/>
-          <w:szCs w:val="28"/>
-          <w:u w:val="single"/>
-        </w:rPr>
-        <w:t>江浙</w:t>
-      </w:r>
-      <w:r>
-        <w:rPr>
-          <w:rFonts w:cs="Arial" w:hint="eastAsia"/>
-          <w:color w:val="0F0F0F"/>
-          <w:spacing w:val="-14"/>
-          <w:szCs w:val="28"/>
-        </w:rPr>
-        <w:t>一帶。</w:t>
+        <w:t>寫了這三首極為著名的《憶江南》詞，大家太過喜愛，這個曲調便從此改稱為《憶江南》（也稱《望江南》、《江南好》等）。</w:t>
       </w:r>
     </w:p>
     <w:p>
@@ -638,8 +456,9 @@
           <w:ilvl w:val="0"/>
           <w:numId w:val="13"/>
         </w:numPr>
-        <w:spacing w:after="0" w:line="420" w:lineRule="exact"/>
-        <w:ind w:leftChars="0" w:right="0"/>
+        <w:spacing w:after="0" w:line="400" w:lineRule="exact"/>
+        <w:ind w:leftChars="0" w:left="284" w:right="0" w:hanging="284"/>
+        <w:jc w:val="both"/>
         <w:rPr>
           <w:rFonts w:cs="Arial"/>
           <w:color w:val="0F0F0F"/>
@@ -704,8 +523,9 @@
           <w:ilvl w:val="0"/>
           <w:numId w:val="13"/>
         </w:numPr>
-        <w:spacing w:after="0" w:line="420" w:lineRule="exact"/>
-        <w:ind w:leftChars="0" w:right="0"/>
+        <w:spacing w:after="0" w:line="400" w:lineRule="exact"/>
+        <w:ind w:leftChars="0" w:left="284" w:right="0" w:hanging="284"/>
+        <w:jc w:val="both"/>
         <w:rPr>
           <w:rFonts w:cs="Arial"/>
           <w:color w:val="0F0F0F"/>
@@ -770,8 +590,9 @@
           <w:ilvl w:val="0"/>
           <w:numId w:val="13"/>
         </w:numPr>
-        <w:spacing w:after="0" w:line="420" w:lineRule="exact"/>
-        <w:ind w:leftChars="0" w:right="0"/>
+        <w:spacing w:after="0" w:line="400" w:lineRule="exact"/>
+        <w:ind w:leftChars="0" w:left="284" w:right="0" w:hanging="284"/>
+        <w:jc w:val="both"/>
         <w:rPr>
           <w:szCs w:val="28"/>
         </w:rPr>
@@ -794,9 +615,8 @@
           <w:spacing w:val="-14"/>
           <w:szCs w:val="28"/>
         </w:rPr>
-        <w:t>：綠得比藍還要綠。如，用法猶“於”，有勝過的意思。藍，藍草，</w:t>
-      </w:r>
-      <w:proofErr w:type="gramStart"/>
+        <w:t>：</w:t>
+      </w:r>
       <w:r>
         <w:rPr>
           <w:rFonts w:cs="Arial" w:hint="eastAsia"/>
@@ -804,9 +624,9 @@
           <w:spacing w:val="-14"/>
           <w:szCs w:val="28"/>
         </w:rPr>
-        <w:t>其葉可</w:t>
-      </w:r>
-      <w:proofErr w:type="gramEnd"/>
+        <w:t>在古典詩詞中，「</w:t>
+      </w:r>
+      <w:proofErr w:type="gramStart"/>
       <w:r>
         <w:rPr>
           <w:rFonts w:cs="Arial" w:hint="eastAsia"/>
@@ -814,8 +634,9 @@
           <w:spacing w:val="-14"/>
           <w:szCs w:val="28"/>
         </w:rPr>
-        <w:t>製成</w:t>
-      </w:r>
+        <w:t>綠如藍</w:t>
+      </w:r>
+      <w:proofErr w:type="gramEnd"/>
       <w:r>
         <w:rPr>
           <w:rFonts w:cs="Arial" w:hint="eastAsia"/>
@@ -823,7 +644,125 @@
           <w:spacing w:val="-14"/>
           <w:szCs w:val="28"/>
         </w:rPr>
-        <w:t>青綠染料。</w:t>
+        <w:t>」的「藍」並不是指現在的「藍色」，而是指一種植物</w:t>
+      </w:r>
+      <w:r>
+        <w:rPr>
+          <w:rFonts w:cs="Arial" w:hint="eastAsia"/>
+          <w:color w:val="0F0F0F"/>
+          <w:spacing w:val="-14"/>
+          <w:szCs w:val="28"/>
+        </w:rPr>
+        <w:t>--</w:t>
+      </w:r>
+      <w:r>
+        <w:rPr>
+          <w:rFonts w:cs="Arial" w:hint="eastAsia"/>
+          <w:color w:val="0F0F0F"/>
+          <w:spacing w:val="-14"/>
+          <w:szCs w:val="28"/>
+        </w:rPr>
+        <w:t>藍草（可以用來提煉藍色染料的植物）。古人說「</w:t>
+      </w:r>
+      <w:proofErr w:type="gramStart"/>
+      <w:r>
+        <w:rPr>
+          <w:rFonts w:cs="Arial" w:hint="eastAsia"/>
+          <w:color w:val="0F0F0F"/>
+          <w:spacing w:val="-14"/>
+          <w:szCs w:val="28"/>
+        </w:rPr>
+        <w:t>青取之於</w:t>
+      </w:r>
+      <w:proofErr w:type="gramEnd"/>
+      <w:r>
+        <w:rPr>
+          <w:rFonts w:cs="Arial" w:hint="eastAsia"/>
+          <w:color w:val="0F0F0F"/>
+          <w:spacing w:val="-14"/>
+          <w:szCs w:val="28"/>
+        </w:rPr>
+        <w:t>藍，</w:t>
+      </w:r>
+      <w:proofErr w:type="gramStart"/>
+      <w:r>
+        <w:rPr>
+          <w:rFonts w:cs="Arial" w:hint="eastAsia"/>
+          <w:color w:val="0F0F0F"/>
+          <w:spacing w:val="-14"/>
+          <w:szCs w:val="28"/>
+        </w:rPr>
+        <w:t>而青於藍</w:t>
+      </w:r>
+      <w:proofErr w:type="gramEnd"/>
+      <w:r>
+        <w:rPr>
+          <w:rFonts w:cs="Arial" w:hint="eastAsia"/>
+          <w:color w:val="0F0F0F"/>
+          <w:spacing w:val="-14"/>
+          <w:szCs w:val="28"/>
+        </w:rPr>
+        <w:t>」。這裡的「藍」是指藍草（如蓼藍、</w:t>
+      </w:r>
+      <w:proofErr w:type="gramStart"/>
+      <w:r>
+        <w:rPr>
+          <w:rFonts w:cs="Arial" w:hint="eastAsia"/>
+          <w:color w:val="0F0F0F"/>
+          <w:spacing w:val="-14"/>
+          <w:szCs w:val="28"/>
+        </w:rPr>
+        <w:t>菘</w:t>
+      </w:r>
+      <w:proofErr w:type="gramEnd"/>
+      <w:r>
+        <w:rPr>
+          <w:rFonts w:cs="Arial" w:hint="eastAsia"/>
+          <w:color w:val="0F0F0F"/>
+          <w:spacing w:val="-14"/>
+          <w:szCs w:val="28"/>
+        </w:rPr>
+        <w:t>藍）。當春天來臨，藍草長得非常茂密、</w:t>
+      </w:r>
+      <w:proofErr w:type="gramStart"/>
+      <w:r>
+        <w:rPr>
+          <w:rFonts w:cs="Arial" w:hint="eastAsia"/>
+          <w:color w:val="0F0F0F"/>
+          <w:spacing w:val="-14"/>
+          <w:szCs w:val="28"/>
+        </w:rPr>
+        <w:t>葉色深綠</w:t>
+      </w:r>
+      <w:proofErr w:type="gramEnd"/>
+      <w:r>
+        <w:rPr>
+          <w:rFonts w:cs="Arial" w:hint="eastAsia"/>
+          <w:color w:val="0F0F0F"/>
+          <w:spacing w:val="-14"/>
+          <w:szCs w:val="28"/>
+        </w:rPr>
+        <w:t>；而用它提煉出來的靛青染料，顏色更是濃郁碧綠。因此，用「藍」來形容綠色，</w:t>
+      </w:r>
+      <w:proofErr w:type="gramStart"/>
+      <w:r>
+        <w:rPr>
+          <w:rFonts w:cs="Arial" w:hint="eastAsia"/>
+          <w:color w:val="0F0F0F"/>
+          <w:spacing w:val="-14"/>
+          <w:szCs w:val="28"/>
+        </w:rPr>
+        <w:t>是指綠到了</w:t>
+      </w:r>
+      <w:proofErr w:type="gramEnd"/>
+      <w:r>
+        <w:rPr>
+          <w:rFonts w:cs="Arial" w:hint="eastAsia"/>
+          <w:color w:val="0F0F0F"/>
+          <w:spacing w:val="-14"/>
+          <w:szCs w:val="28"/>
+        </w:rPr>
+        <w:t>極致、深濃得發亮。</w:t>
       </w:r>
     </w:p>
     <w:p>
@@ -986,7 +925,22 @@
           <w:rFonts w:hint="eastAsia"/>
           <w:szCs w:val="28"/>
         </w:rPr>
-        <w:t>能讓我不回憶起江南呢？</w:t>
+        <w:t>能讓我不回憶起</w:t>
+      </w:r>
+      <w:r>
+        <w:rPr>
+          <w:rFonts w:hint="eastAsia"/>
+          <w:szCs w:val="28"/>
+          <w:u w:val="single"/>
+        </w:rPr>
+        <w:t>江南</w:t>
+      </w:r>
+      <w:r>
+        <w:rPr>
+          <w:rFonts w:hint="eastAsia"/>
+          <w:szCs w:val="28"/>
+        </w:rPr>
+        <w:t>呢？</w:t>
       </w:r>
     </w:p>
     <w:p>
@@ -1008,35 +962,12 @@
         </w:rPr>
         <w:t>賞析</w:t>
       </w:r>
-      <w:r>
-        <w:rPr>
-          <w:rFonts w:hint="eastAsia"/>
-          <w:szCs w:val="28"/>
-        </w:rPr>
-        <w:t xml:space="preserve"> (資料來源：</w:t>
-      </w:r>
-      <w:hyperlink r:id="rId8" w:history="1">
-        <w:r>
-          <w:rPr>
-            <w:rStyle w:val="a7"/>
-            <w:szCs w:val="28"/>
-          </w:rPr>
-          <w:t>https://bit.ly/3ztifF8</w:t>
-        </w:r>
-      </w:hyperlink>
-      <w:hyperlink r:id="rId9" w:history="1"/>
-      <w:r>
-        <w:rPr>
-          <w:rFonts w:hint="eastAsia"/>
-          <w:szCs w:val="28"/>
-        </w:rPr>
-        <w:t>)</w:t>
-      </w:r>
     </w:p>
     <w:p>
       <w:pPr>
-        <w:spacing w:after="0" w:line="420" w:lineRule="exact"/>
+        <w:spacing w:after="0" w:line="400" w:lineRule="exact"/>
         <w:ind w:left="-6" w:right="0" w:hanging="11"/>
+        <w:jc w:val="both"/>
         <w:rPr>
           <w:szCs w:val="28"/>
         </w:rPr>
@@ -1061,213 +992,17 @@
           <w:rFonts w:hint="eastAsia"/>
           <w:szCs w:val="28"/>
         </w:rPr>
-        <w:t>曾經擔任</w:t>
-      </w:r>
-      <w:r>
-        <w:rPr>
-          <w:rFonts w:hint="eastAsia"/>
-          <w:szCs w:val="28"/>
-          <w:u w:val="single"/>
-        </w:rPr>
-        <w:t>杭州</w:t>
-      </w:r>
-      <w:r>
-        <w:rPr>
-          <w:rFonts w:hint="eastAsia"/>
-          <w:szCs w:val="28"/>
-        </w:rPr>
-        <w:t>刺史，在</w:t>
-      </w:r>
-      <w:r>
-        <w:rPr>
-          <w:rFonts w:hint="eastAsia"/>
-          <w:szCs w:val="28"/>
-          <w:u w:val="single"/>
-        </w:rPr>
-        <w:t>杭州</w:t>
-      </w:r>
-      <w:r>
-        <w:rPr>
-          <w:rFonts w:hint="eastAsia"/>
-          <w:szCs w:val="28"/>
-        </w:rPr>
-        <w:t>呆了兩年，後來又擔任</w:t>
-      </w:r>
-      <w:r>
-        <w:rPr>
-          <w:rFonts w:hint="eastAsia"/>
-          <w:szCs w:val="28"/>
-          <w:u w:val="single"/>
-        </w:rPr>
-        <w:t>蘇州</w:t>
-      </w:r>
-      <w:r>
-        <w:rPr>
-          <w:rFonts w:hint="eastAsia"/>
-          <w:szCs w:val="28"/>
-        </w:rPr>
-        <w:t>刺史，任期也一年有餘。在他的青年時期，曾</w:t>
-      </w:r>
-      <w:hyperlink r:id="rId10" w:history="1">
-        <w:r>
-          <w:rPr>
-            <w:rStyle w:val="a7"/>
-            <w:rFonts w:hint="eastAsia"/>
-            <w:b/>
-            <w:bCs/>
-            <w:szCs w:val="28"/>
-          </w:rPr>
-          <w:t>漫遊</w:t>
-        </w:r>
-      </w:hyperlink>
-      <w:r>
-        <w:rPr>
-          <w:rFonts w:hint="eastAsia"/>
-          <w:szCs w:val="28"/>
-          <w:u w:val="single"/>
-        </w:rPr>
-        <w:t>江南</w:t>
-      </w:r>
-      <w:r>
-        <w:rPr>
-          <w:rFonts w:hint="eastAsia"/>
-          <w:szCs w:val="28"/>
-        </w:rPr>
-        <w:t>，旅居</w:t>
-      </w:r>
-      <w:r>
-        <w:rPr>
-          <w:rFonts w:hint="eastAsia"/>
-          <w:szCs w:val="28"/>
-          <w:u w:val="single"/>
-        </w:rPr>
-        <w:t>蘇</w:t>
-      </w:r>
-      <w:r>
-        <w:rPr>
-          <w:rFonts w:hint="eastAsia"/>
-          <w:szCs w:val="28"/>
-        </w:rPr>
-        <w:t xml:space="preserve"> </w:t>
-      </w:r>
-      <w:r>
-        <w:rPr>
-          <w:rFonts w:hint="eastAsia"/>
-          <w:szCs w:val="28"/>
-          <w:u w:val="single"/>
-        </w:rPr>
-        <w:t>杭</w:t>
-      </w:r>
-      <w:r>
-        <w:rPr>
-          <w:rFonts w:hint="eastAsia"/>
-          <w:szCs w:val="28"/>
-        </w:rPr>
-        <w:t>，應該說，他對</w:t>
-      </w:r>
-      <w:r>
-        <w:rPr>
-          <w:rFonts w:hint="eastAsia"/>
-          <w:szCs w:val="28"/>
-          <w:u w:val="single"/>
-        </w:rPr>
-        <w:t>江南</w:t>
-      </w:r>
-      <w:r>
-        <w:rPr>
-          <w:rFonts w:hint="eastAsia"/>
-          <w:szCs w:val="28"/>
-        </w:rPr>
-        <w:t>有著相當的了解，故此</w:t>
-      </w:r>
-      <w:r>
-        <w:rPr>
-          <w:rFonts w:hint="eastAsia"/>
-          <w:szCs w:val="28"/>
-          <w:u w:val="single"/>
-        </w:rPr>
-        <w:t>江南</w:t>
-      </w:r>
-      <w:r>
-        <w:rPr>
-          <w:rFonts w:hint="eastAsia"/>
-          <w:szCs w:val="28"/>
-        </w:rPr>
-        <w:t>在他的心目中留有深刻印象。當他因病卸任</w:t>
-      </w:r>
-      <w:r>
-        <w:rPr>
-          <w:rFonts w:hint="eastAsia"/>
-          <w:szCs w:val="28"/>
-          <w:u w:val="single"/>
-        </w:rPr>
-        <w:t>蘇州</w:t>
-      </w:r>
-      <w:r>
-        <w:rPr>
-          <w:rFonts w:hint="eastAsia"/>
-          <w:szCs w:val="28"/>
-        </w:rPr>
-        <w:t>刺史，回到</w:t>
-      </w:r>
-      <w:r>
-        <w:rPr>
-          <w:rFonts w:hint="eastAsia"/>
-          <w:szCs w:val="28"/>
-          <w:u w:val="single"/>
-        </w:rPr>
-        <w:t>洛陽</w:t>
-      </w:r>
-      <w:r>
-        <w:rPr>
-          <w:rFonts w:hint="eastAsia"/>
-          <w:szCs w:val="28"/>
-        </w:rPr>
-        <w:t>後十二年，他六十七歲時，寫下了這三首</w:t>
-      </w:r>
-      <w:r>
-        <w:rPr>
-          <w:rFonts w:hint="eastAsia"/>
-          <w:szCs w:val="28"/>
-        </w:rPr>
-        <w:t>《</w:t>
-      </w:r>
-      <w:r>
-        <w:rPr>
-          <w:rFonts w:hint="eastAsia"/>
-          <w:szCs w:val="28"/>
-        </w:rPr>
-        <w:t>憶江南</w:t>
-      </w:r>
-      <w:r>
-        <w:rPr>
-          <w:rFonts w:hint="eastAsia"/>
-          <w:szCs w:val="28"/>
-        </w:rPr>
-        <w:t>》</w:t>
-      </w:r>
-      <w:r>
-        <w:rPr>
-          <w:rFonts w:hint="eastAsia"/>
-          <w:szCs w:val="28"/>
-        </w:rPr>
-        <w:t>，可見</w:t>
-      </w:r>
-      <w:r>
-        <w:rPr>
-          <w:rFonts w:hint="eastAsia"/>
-          <w:szCs w:val="28"/>
-          <w:u w:val="single"/>
-        </w:rPr>
-        <w:t>江南</w:t>
-      </w:r>
-      <w:r>
-        <w:rPr>
-          <w:rFonts w:hint="eastAsia"/>
-          <w:szCs w:val="28"/>
-        </w:rPr>
-        <w:t>勝景仍在他心中</w:t>
-      </w:r>
+        <w:t>這首著名的《憶江南》，以</w:t>
+      </w:r>
+      <w:proofErr w:type="gramStart"/>
+      <w:r>
+        <w:rPr>
+          <w:rFonts w:hint="eastAsia"/>
+          <w:szCs w:val="28"/>
+        </w:rPr>
+        <w:t>極其</w:t>
+      </w:r>
+      <w:proofErr w:type="gramEnd"/>
       <w:r>
         <w:rPr>
           <w:rFonts w:hint="eastAsia"/>
@@ -1275,82 +1010,108 @@
           <w:bCs/>
           <w:szCs w:val="28"/>
         </w:rPr>
-        <w:t>栩栩如生</w:t>
-      </w:r>
-      <w:r>
-        <w:rPr>
-          <w:rFonts w:hint="eastAsia"/>
-          <w:szCs w:val="28"/>
-        </w:rPr>
-        <w:t>。</w:t>
+        <w:t>凝練</w:t>
+      </w:r>
+      <w:r>
+        <w:rPr>
+          <w:rFonts w:hint="eastAsia"/>
+          <w:szCs w:val="28"/>
+        </w:rPr>
+        <w:t>的筆墨，勾勒出</w:t>
+      </w:r>
+      <w:r>
+        <w:rPr>
+          <w:rFonts w:hint="eastAsia"/>
+          <w:szCs w:val="28"/>
+          <w:u w:val="single"/>
+        </w:rPr>
+        <w:t>江南</w:t>
+      </w:r>
+      <w:r>
+        <w:rPr>
+          <w:rFonts w:hint="eastAsia"/>
+          <w:szCs w:val="28"/>
+        </w:rPr>
+        <w:t>春天的無窮生機與極致色彩，成為千古傳誦的佳作。</w:t>
+      </w:r>
+      <w:proofErr w:type="gramStart"/>
+      <w:r>
+        <w:rPr>
+          <w:rFonts w:hint="eastAsia"/>
+          <w:szCs w:val="28"/>
+        </w:rPr>
+        <w:t>全詞純</w:t>
+      </w:r>
+      <w:proofErr w:type="gramEnd"/>
+      <w:r>
+        <w:rPr>
+          <w:rFonts w:hint="eastAsia"/>
+          <w:szCs w:val="28"/>
+        </w:rPr>
+        <w:t>用</w:t>
+      </w:r>
+      <w:r>
+        <w:rPr>
+          <w:rFonts w:hint="eastAsia"/>
+          <w:b/>
+          <w:bCs/>
+          <w:szCs w:val="28"/>
+        </w:rPr>
+        <w:t>白描</w:t>
+      </w:r>
+      <w:r>
+        <w:rPr>
+          <w:rFonts w:hint="eastAsia"/>
+          <w:szCs w:val="28"/>
+        </w:rPr>
+        <w:t>與強烈對比，色彩鮮明，情感真摯，字裡行間洋溢著詩人對</w:t>
+      </w:r>
+      <w:r>
+        <w:rPr>
+          <w:rFonts w:hint="eastAsia"/>
+          <w:szCs w:val="28"/>
+          <w:u w:val="single"/>
+        </w:rPr>
+        <w:t>江南</w:t>
+      </w:r>
+      <w:r>
+        <w:rPr>
+          <w:rFonts w:hint="eastAsia"/>
+          <w:szCs w:val="28"/>
+        </w:rPr>
+        <w:t>的無限眷戀。</w:t>
       </w:r>
     </w:p>
     <w:p>
       <w:pPr>
-        <w:spacing w:after="0" w:line="420" w:lineRule="exact"/>
+        <w:spacing w:after="0" w:line="400" w:lineRule="exact"/>
         <w:ind w:left="-6" w:right="0" w:hanging="11"/>
-        <w:rPr>
-          <w:szCs w:val="28"/>
-        </w:rPr>
-      </w:pPr>
-      <w:r>
-        <w:rPr>
-          <w:rFonts w:hint="eastAsia"/>
-          <w:szCs w:val="28"/>
-        </w:rPr>
-        <w:t xml:space="preserve">    </w:t>
-      </w:r>
-      <w:r>
-        <w:rPr>
-          <w:rFonts w:hint="eastAsia"/>
-          <w:szCs w:val="28"/>
-        </w:rPr>
-        <w:t>要用十幾個字來概括</w:t>
-      </w:r>
-      <w:r>
-        <w:rPr>
-          <w:rFonts w:hint="eastAsia"/>
-          <w:szCs w:val="28"/>
-          <w:u w:val="single"/>
-        </w:rPr>
-        <w:t>江南</w:t>
-      </w:r>
-      <w:r>
-        <w:rPr>
-          <w:rFonts w:hint="eastAsia"/>
-          <w:szCs w:val="28"/>
-        </w:rPr>
-        <w:t>春景，實屬不易，</w:t>
-      </w:r>
-      <w:r>
-        <w:rPr>
-          <w:rFonts w:hint="eastAsia"/>
-          <w:szCs w:val="28"/>
-          <w:u w:val="single"/>
-        </w:rPr>
-        <w:t>白居易</w:t>
-      </w:r>
-      <w:r>
-        <w:rPr>
-          <w:rFonts w:hint="eastAsia"/>
-          <w:szCs w:val="28"/>
-        </w:rPr>
-        <w:t>卻巧妙地做到了。他沒有從描寫</w:t>
-      </w:r>
-      <w:r>
-        <w:rPr>
-          <w:rFonts w:hint="eastAsia"/>
-          <w:szCs w:val="28"/>
-          <w:u w:val="single"/>
-        </w:rPr>
-        <w:t>江南</w:t>
-      </w:r>
-      <w:r>
-        <w:rPr>
-          <w:rFonts w:hint="eastAsia"/>
-          <w:szCs w:val="28"/>
-        </w:rPr>
-        <w:t>慣用的“花”、“鶯”著手，而是</w:t>
+        <w:jc w:val="both"/>
+        <w:rPr>
+          <w:szCs w:val="28"/>
+        </w:rPr>
+      </w:pPr>
+      <w:r>
+        <w:rPr>
+          <w:rFonts w:hint="eastAsia"/>
+          <w:szCs w:val="28"/>
+        </w:rPr>
+        <w:t xml:space="preserve">　　</w:t>
+      </w:r>
+      <w:r>
+        <w:rPr>
+          <w:rFonts w:hint="eastAsia"/>
+          <w:szCs w:val="28"/>
+        </w:rPr>
+        <w:t>起筆開門見山，一個「好」字，既是詩人主觀情感</w:t>
+      </w:r>
+      <w:proofErr w:type="gramStart"/>
+      <w:r>
+        <w:rPr>
+          <w:rFonts w:hint="eastAsia"/>
+          <w:szCs w:val="28"/>
+        </w:rPr>
+        <w:t>的直抒</w:t>
       </w:r>
       <w:r>
         <w:rPr>
@@ -1359,29 +1120,7 @@
           <w:bCs/>
           <w:szCs w:val="28"/>
         </w:rPr>
-        <w:t>別出心裁</w:t>
-      </w:r>
-      <w:r>
-        <w:rPr>
-          <w:rFonts w:hint="eastAsia"/>
-          <w:szCs w:val="28"/>
-        </w:rPr>
-        <w:t>的</w:t>
-      </w:r>
-      <w:r>
-        <w:rPr>
-          <w:rFonts w:hint="eastAsia"/>
-          <w:szCs w:val="28"/>
-        </w:rPr>
-        <w:t>從“江”為中心下筆，又通過“紅勝火”和“綠如藍”，異色相襯，展現了鮮</w:t>
-      </w:r>
-      <w:proofErr w:type="gramStart"/>
-      <w:r>
-        <w:rPr>
-          <w:rFonts w:hint="eastAsia"/>
-          <w:szCs w:val="28"/>
-        </w:rPr>
-        <w:t>艷</w:t>
+        <w:t>胸臆</w:t>
       </w:r>
       <w:proofErr w:type="gramEnd"/>
       <w:r>
@@ -1389,7 +1128,7 @@
           <w:rFonts w:hint="eastAsia"/>
           <w:szCs w:val="28"/>
         </w:rPr>
-        <w:t>奪目的</w:t>
+        <w:t>，也是對</w:t>
       </w:r>
       <w:r>
         <w:rPr>
@@ -1404,70 +1143,7 @@
           <w:rFonts w:hint="eastAsia"/>
           <w:szCs w:val="28"/>
         </w:rPr>
-        <w:t>春景。異色相襯的描寫手法，在大詩人</w:t>
-      </w:r>
-      <w:r>
-        <w:rPr>
-          <w:rFonts w:hint="eastAsia"/>
-          <w:szCs w:val="28"/>
-          <w:u w:val="single"/>
-        </w:rPr>
-        <w:t>杜甫</w:t>
-      </w:r>
-      <w:r>
-        <w:rPr>
-          <w:rFonts w:hint="eastAsia"/>
-          <w:szCs w:val="28"/>
-        </w:rPr>
-        <w:t>的詩</w:t>
-      </w:r>
-      <w:r>
-        <w:rPr>
-          <w:rFonts w:hint="eastAsia"/>
-          <w:szCs w:val="28"/>
-        </w:rPr>
-        <w:t>裡</w:t>
-      </w:r>
-      <w:r>
-        <w:rPr>
-          <w:rFonts w:hint="eastAsia"/>
-          <w:szCs w:val="28"/>
-        </w:rPr>
-        <w:t>常常可見，如“</w:t>
-      </w:r>
-      <w:hyperlink r:id="rId11" w:history="1">
-        <w:r>
-          <w:rPr>
-            <w:rStyle w:val="a7"/>
-            <w:rFonts w:hint="eastAsia"/>
-            <w:szCs w:val="28"/>
-          </w:rPr>
-          <w:t>兩個黃鸝鳴翠柳，一行白鷺上青天</w:t>
-        </w:r>
-      </w:hyperlink>
-      <w:r>
-        <w:rPr>
-          <w:rFonts w:hint="eastAsia"/>
-          <w:szCs w:val="28"/>
-        </w:rPr>
-        <w:t>”、“</w:t>
-      </w:r>
-      <w:hyperlink r:id="rId12" w:history="1">
-        <w:r>
-          <w:rPr>
-            <w:rStyle w:val="a7"/>
-            <w:rFonts w:hint="eastAsia"/>
-            <w:szCs w:val="28"/>
-          </w:rPr>
-          <w:t>江碧鳥逾白，山青花欲燃</w:t>
-        </w:r>
-      </w:hyperlink>
-      <w:r>
-        <w:rPr>
-          <w:rFonts w:hint="eastAsia"/>
-          <w:szCs w:val="28"/>
-        </w:rPr>
-        <w:t>”，兩種不同的顏色互相</w:t>
+        <w:t>風光的高度</w:t>
       </w:r>
       <w:r>
         <w:rPr>
@@ -1476,14 +1152,44 @@
           <w:bCs/>
           <w:szCs w:val="28"/>
         </w:rPr>
-        <w:t>映襯</w:t>
-      </w:r>
-      <w:r>
-        <w:rPr>
-          <w:rFonts w:hint="eastAsia"/>
-          <w:szCs w:val="28"/>
-        </w:rPr>
-        <w:t>，使詩意明麗如畫。</w:t>
+        <w:t>概括</w:t>
+      </w:r>
+      <w:r>
+        <w:rPr>
+          <w:rFonts w:hint="eastAsia"/>
+          <w:szCs w:val="28"/>
+        </w:rPr>
+        <w:t>。「</w:t>
+      </w:r>
+      <w:proofErr w:type="gramStart"/>
+      <w:r>
+        <w:rPr>
+          <w:rFonts w:hint="eastAsia"/>
+          <w:szCs w:val="28"/>
+        </w:rPr>
+        <w:t>舊曾諳</w:t>
+      </w:r>
+      <w:proofErr w:type="gramEnd"/>
+      <w:r>
+        <w:rPr>
+          <w:rFonts w:hint="eastAsia"/>
+          <w:szCs w:val="28"/>
+        </w:rPr>
+        <w:t>」三字則點出背景</w:t>
+      </w:r>
+      <w:r>
+        <w:rPr>
+          <w:rFonts w:hint="eastAsia"/>
+          <w:szCs w:val="28"/>
+        </w:rPr>
+        <w:t>--</w:t>
+      </w:r>
+      <w:r>
+        <w:rPr>
+          <w:rFonts w:hint="eastAsia"/>
+          <w:szCs w:val="28"/>
+        </w:rPr>
+        <w:t>詩人曾任</w:t>
       </w:r>
       <w:r>
         <w:rPr>
@@ -1491,6 +1197,36 @@
           <w:szCs w:val="28"/>
           <w:u w:val="single"/>
         </w:rPr>
+        <w:t>杭州</w:t>
+      </w:r>
+      <w:r>
+        <w:rPr>
+          <w:rFonts w:hint="eastAsia"/>
+          <w:szCs w:val="28"/>
+        </w:rPr>
+        <w:t>刺史與</w:t>
+      </w:r>
+      <w:r>
+        <w:rPr>
+          <w:rFonts w:hint="eastAsia"/>
+          <w:szCs w:val="28"/>
+          <w:u w:val="single"/>
+        </w:rPr>
+        <w:t>蘇州</w:t>
+      </w:r>
+      <w:r>
+        <w:rPr>
+          <w:rFonts w:hint="eastAsia"/>
+          <w:szCs w:val="28"/>
+        </w:rPr>
+        <w:t>刺史，對</w:t>
+      </w:r>
+      <w:r>
+        <w:rPr>
+          <w:rFonts w:hint="eastAsia"/>
+          <w:szCs w:val="28"/>
+          <w:u w:val="single"/>
+        </w:rPr>
         <w:t>江南</w:t>
       </w:r>
       <w:r>
@@ -1498,22 +1234,7 @@
           <w:rFonts w:hint="eastAsia"/>
           <w:szCs w:val="28"/>
         </w:rPr>
-        <w:t>的春色，在</w:t>
-      </w:r>
-      <w:r>
-        <w:rPr>
-          <w:rFonts w:hint="eastAsia"/>
-          <w:szCs w:val="28"/>
-          <w:u w:val="single"/>
-        </w:rPr>
-        <w:t>白居易</w:t>
-      </w:r>
-      <w:r>
-        <w:rPr>
-          <w:rFonts w:hint="eastAsia"/>
-          <w:szCs w:val="28"/>
-        </w:rPr>
-        <w:t>的筆下，從初日，江花，江水之中獲得了色彩，又因</w:t>
+        <w:t>的山水人文有著深厚且真切的體驗。這句看似平淡的敘述，實則凝聚了詩人多年的生活</w:t>
       </w:r>
       <w:r>
         <w:rPr>
@@ -1522,14 +1243,25 @@
           <w:bCs/>
           <w:szCs w:val="28"/>
         </w:rPr>
-        <w:t>烘染</w:t>
-      </w:r>
-      <w:r>
-        <w:rPr>
-          <w:rFonts w:hint="eastAsia"/>
-          <w:szCs w:val="28"/>
-        </w:rPr>
-        <w:t>、映襯的手法而形成了人們想像中的圖畫，色彩絢麗耀眼，層次豐富，幾乎無需更多聯想，</w:t>
+        <w:t>積</w:t>
+      </w:r>
+      <w:proofErr w:type="gramStart"/>
+      <w:r>
+        <w:rPr>
+          <w:rFonts w:hint="eastAsia"/>
+          <w:b/>
+          <w:bCs/>
+          <w:szCs w:val="28"/>
+        </w:rPr>
+        <w:t>澱</w:t>
+      </w:r>
+      <w:proofErr w:type="gramEnd"/>
+      <w:r>
+        <w:rPr>
+          <w:rFonts w:hint="eastAsia"/>
+          <w:szCs w:val="28"/>
+        </w:rPr>
+        <w:t>，表明他筆下的</w:t>
       </w:r>
       <w:r>
         <w:rPr>
@@ -1544,23 +1276,63 @@
           <w:rFonts w:hint="eastAsia"/>
           <w:szCs w:val="28"/>
         </w:rPr>
-        <w:t>春景已躍然眼前。</w:t>
+        <w:t>並非憑空想像的客觀描繪，而是建立在「熟諳」基礎上的深情</w:t>
+      </w:r>
+      <w:r>
+        <w:rPr>
+          <w:rFonts w:hint="eastAsia"/>
+          <w:b/>
+          <w:bCs/>
+          <w:szCs w:val="28"/>
+        </w:rPr>
+        <w:t>回眸</w:t>
+      </w:r>
+      <w:r>
+        <w:rPr>
+          <w:rFonts w:hint="eastAsia"/>
+          <w:szCs w:val="28"/>
+        </w:rPr>
+        <w:t>，</w:t>
+      </w:r>
+      <w:proofErr w:type="gramStart"/>
+      <w:r>
+        <w:rPr>
+          <w:rFonts w:hint="eastAsia"/>
+          <w:szCs w:val="28"/>
+        </w:rPr>
+        <w:t>為全詞奠定</w:t>
+      </w:r>
+      <w:proofErr w:type="gramEnd"/>
+      <w:r>
+        <w:rPr>
+          <w:rFonts w:hint="eastAsia"/>
+          <w:szCs w:val="28"/>
+        </w:rPr>
+        <w:t>了溫暖而懷舊的基調。</w:t>
       </w:r>
     </w:p>
     <w:p>
       <w:pPr>
-        <w:spacing w:after="0" w:line="420" w:lineRule="exact"/>
+        <w:spacing w:after="0" w:line="400" w:lineRule="exact"/>
         <w:ind w:left="-6" w:right="0" w:hanging="11"/>
-        <w:rPr>
-          <w:szCs w:val="28"/>
-        </w:rPr>
-      </w:pPr>
-      <w:r>
-        <w:rPr>
-          <w:rFonts w:hint="eastAsia"/>
-          <w:szCs w:val="28"/>
-        </w:rPr>
-        <w:t xml:space="preserve">    </w:t>
+        <w:jc w:val="both"/>
+        <w:rPr>
+          <w:szCs w:val="28"/>
+        </w:rPr>
+      </w:pPr>
+      <w:r>
+        <w:rPr>
+          <w:rFonts w:hint="eastAsia"/>
+          <w:szCs w:val="28"/>
+        </w:rPr>
+        <w:t xml:space="preserve">　　</w:t>
+      </w:r>
+      <w:r>
+        <w:rPr>
+          <w:rFonts w:hint="eastAsia"/>
+          <w:szCs w:val="28"/>
+        </w:rPr>
+        <w:t>這兩句</w:t>
       </w:r>
       <w:proofErr w:type="gramStart"/>
       <w:r>
@@ -1568,15 +1340,7 @@
           <w:rFonts w:hint="eastAsia"/>
           <w:szCs w:val="28"/>
         </w:rPr>
-        <w:t>此詞寫</w:t>
-      </w:r>
-      <w:r>
-        <w:rPr>
-          <w:rFonts w:hint="eastAsia"/>
-          <w:szCs w:val="28"/>
-          <w:u w:val="single"/>
-        </w:rPr>
-        <w:t>江南</w:t>
+        <w:t>是全詞的</w:t>
       </w:r>
       <w:proofErr w:type="gramEnd"/>
       <w:r>
@@ -1584,31 +1348,7 @@
           <w:rFonts w:hint="eastAsia"/>
           <w:szCs w:val="28"/>
         </w:rPr>
-        <w:t>春色，</w:t>
-      </w:r>
-      <w:proofErr w:type="gramStart"/>
-      <w:r>
-        <w:rPr>
-          <w:rFonts w:hint="eastAsia"/>
-          <w:szCs w:val="28"/>
-        </w:rPr>
-        <w:t>首句“江南好”</w:t>
-      </w:r>
-      <w:proofErr w:type="gramEnd"/>
-      <w:r>
-        <w:rPr>
-          <w:rFonts w:hint="eastAsia"/>
-          <w:szCs w:val="28"/>
-        </w:rPr>
-        <w:t>，以一個</w:t>
-      </w:r>
-      <w:proofErr w:type="gramStart"/>
-      <w:r>
-        <w:rPr>
-          <w:rFonts w:hint="eastAsia"/>
-          <w:szCs w:val="28"/>
-        </w:rPr>
-        <w:t>既淺切又</w:t>
+        <w:t>靈魂所在。詩人</w:t>
       </w:r>
       <w:r>
         <w:rPr>
@@ -1617,14 +1357,37 @@
           <w:bCs/>
           <w:szCs w:val="28"/>
         </w:rPr>
-        <w:t>圓活</w:t>
-      </w:r>
-      <w:r>
-        <w:rPr>
-          <w:rFonts w:hint="eastAsia"/>
-          <w:szCs w:val="28"/>
-        </w:rPr>
-        <w:t>的</w:t>
+        <w:t>匠心獨運</w:t>
+      </w:r>
+      <w:r>
+        <w:rPr>
+          <w:rFonts w:hint="eastAsia"/>
+          <w:szCs w:val="28"/>
+        </w:rPr>
+        <w:t>，選取了「日出」與「春來」兩個極具動感的時空節點，將</w:t>
+      </w:r>
+      <w:r>
+        <w:rPr>
+          <w:rFonts w:hint="eastAsia"/>
+          <w:szCs w:val="28"/>
+          <w:u w:val="single"/>
+        </w:rPr>
+        <w:t>江南</w:t>
+      </w:r>
+      <w:r>
+        <w:rPr>
+          <w:rFonts w:hint="eastAsia"/>
+          <w:szCs w:val="28"/>
+        </w:rPr>
+        <w:t>的春色推向極致。其中「江</w:t>
+      </w:r>
+      <w:proofErr w:type="gramStart"/>
+      <w:r>
+        <w:rPr>
+          <w:rFonts w:hint="eastAsia"/>
+          <w:szCs w:val="28"/>
+        </w:rPr>
+        <w:t>花紅勝火</w:t>
       </w:r>
       <w:proofErr w:type="gramEnd"/>
       <w:r>
@@ -1632,9 +1395,21 @@
           <w:rFonts w:hint="eastAsia"/>
           <w:szCs w:val="28"/>
         </w:rPr>
-        <w:t>“好”字，</w:t>
-      </w:r>
-      <w:proofErr w:type="gramStart"/>
+        <w:t>」一句，生動寫出旭日東升時，陽光灑在江邊盛開的花朵上，那鮮紅的色彩比熊熊烈火還要熾熱奪目</w:t>
+      </w:r>
+      <w:r>
+        <w:rPr>
+          <w:szCs w:val="28"/>
+        </w:rPr>
+        <w:br/>
+      </w:r>
+      <w:r>
+        <w:rPr>
+          <w:rFonts w:hint="eastAsia"/>
+          <w:szCs w:val="28"/>
+        </w:rPr>
+        <w:t>，展現出蓬勃的生命力；而「江水綠如藍」則細膩描繪春水方生之際，江水澄澈碧綠，深濃得如同用藍草提煉出的</w:t>
+      </w:r>
       <w:r>
         <w:rPr>
           <w:rFonts w:hint="eastAsia"/>
@@ -1642,14 +1417,38 @@
           <w:bCs/>
           <w:szCs w:val="28"/>
         </w:rPr>
-        <w:t>攝</w:t>
-      </w:r>
-      <w:r>
-        <w:rPr>
-          <w:rFonts w:hint="eastAsia"/>
-          <w:szCs w:val="28"/>
-        </w:rPr>
-        <w:t>盡</w:t>
+        <w:t>靛青</w:t>
+      </w:r>
+      <w:r>
+        <w:rPr>
+          <w:rFonts w:hint="eastAsia"/>
+          <w:szCs w:val="28"/>
+        </w:rPr>
+        <w:t>，碧綠至極。這一紅</w:t>
+      </w:r>
+      <w:proofErr w:type="gramStart"/>
+      <w:r>
+        <w:rPr>
+          <w:rFonts w:hint="eastAsia"/>
+          <w:szCs w:val="28"/>
+        </w:rPr>
+        <w:t>一</w:t>
+      </w:r>
+      <w:proofErr w:type="gramEnd"/>
+      <w:r>
+        <w:rPr>
+          <w:rFonts w:hint="eastAsia"/>
+          <w:szCs w:val="28"/>
+        </w:rPr>
+        <w:t>綠的冷暖色調，在強烈</w:t>
+      </w:r>
+      <w:r>
+        <w:rPr>
+          <w:rFonts w:hint="eastAsia"/>
+          <w:szCs w:val="28"/>
+        </w:rPr>
+        <w:lastRenderedPageBreak/>
+        <w:t>對比中卻又達成和諧統一，使太陽、江花與春水相互輝映、動靜相宜，不僅將</w:t>
       </w:r>
       <w:r>
         <w:rPr>
@@ -1659,69 +1458,12 @@
         </w:rPr>
         <w:t>江南</w:t>
       </w:r>
-      <w:proofErr w:type="gramEnd"/>
-      <w:r>
-        <w:rPr>
-          <w:rFonts w:hint="eastAsia"/>
-          <w:szCs w:val="28"/>
-        </w:rPr>
-        <w:t>春色的</w:t>
-      </w:r>
-      <w:proofErr w:type="gramStart"/>
-      <w:r>
-        <w:rPr>
-          <w:rFonts w:hint="eastAsia"/>
-          <w:szCs w:val="28"/>
-        </w:rPr>
-        <w:t>種種佳處</w:t>
-      </w:r>
-      <w:proofErr w:type="gramEnd"/>
-      <w:r>
-        <w:rPr>
-          <w:rFonts w:hint="eastAsia"/>
-          <w:szCs w:val="28"/>
-        </w:rPr>
-        <w:t>，而作者的讚頌之意與嚮往之</w:t>
-      </w:r>
-      <w:proofErr w:type="gramStart"/>
-      <w:r>
-        <w:rPr>
-          <w:rFonts w:hint="eastAsia"/>
-          <w:szCs w:val="28"/>
-        </w:rPr>
-        <w:t>情也盡寓</w:t>
-      </w:r>
-      <w:proofErr w:type="gramEnd"/>
-      <w:r>
-        <w:rPr>
-          <w:rFonts w:hint="eastAsia"/>
-          <w:szCs w:val="28"/>
-        </w:rPr>
-        <w:t>其中。同時，唯因“好”之已甚，方能“憶”之不休。</w:t>
-      </w:r>
-      <w:proofErr w:type="gramStart"/>
-      <w:r>
-        <w:rPr>
-          <w:rFonts w:hint="eastAsia"/>
-          <w:szCs w:val="28"/>
-        </w:rPr>
-        <w:t>次句</w:t>
-      </w:r>
-      <w:proofErr w:type="gramEnd"/>
-      <w:r>
-        <w:rPr>
-          <w:rFonts w:hint="eastAsia"/>
-          <w:szCs w:val="28"/>
-        </w:rPr>
-        <w:t>“風景舊曾諳”，點明江南風景之“好”，並非得之傳聞，而是</w:t>
-      </w:r>
-      <w:proofErr w:type="gramStart"/>
-      <w:r>
-        <w:rPr>
-          <w:rFonts w:hint="eastAsia"/>
-          <w:szCs w:val="28"/>
-        </w:rPr>
-        <w:t>作者出</w:t>
+      <w:r>
+        <w:rPr>
+          <w:rFonts w:hint="eastAsia"/>
+          <w:szCs w:val="28"/>
+        </w:rPr>
+        <w:t>春天的</w:t>
       </w:r>
       <w:r>
         <w:rPr>
@@ -1730,31 +1472,14 @@
           <w:bCs/>
           <w:szCs w:val="28"/>
         </w:rPr>
-        <w:t>牧</w:t>
-      </w:r>
-      <w:r>
-        <w:rPr>
-          <w:rFonts w:hint="eastAsia"/>
-          <w:szCs w:val="28"/>
-          <w:u w:val="single"/>
-        </w:rPr>
-        <w:t>杭州</w:t>
-      </w:r>
-      <w:proofErr w:type="gramEnd"/>
-      <w:r>
-        <w:rPr>
-          <w:rFonts w:hint="eastAsia"/>
-          <w:szCs w:val="28"/>
-        </w:rPr>
-        <w:t>時的親身體驗與親身感受。這就既落實了“好”字，</w:t>
-      </w:r>
-      <w:r>
-        <w:rPr>
-          <w:rFonts w:hint="eastAsia"/>
-          <w:szCs w:val="28"/>
-        </w:rPr>
-        <w:lastRenderedPageBreak/>
-        <w:t>又</w:t>
+        <w:t>絢麗</w:t>
+      </w:r>
+      <w:r>
+        <w:rPr>
+          <w:rFonts w:hint="eastAsia"/>
+          <w:szCs w:val="28"/>
+        </w:rPr>
+        <w:t>、明媚與生機展現得</w:t>
       </w:r>
       <w:r>
         <w:rPr>
@@ -1763,14 +1488,31 @@
           <w:bCs/>
           <w:szCs w:val="28"/>
         </w:rPr>
-        <w:t>照應</w:t>
-      </w:r>
-      <w:r>
-        <w:rPr>
-          <w:rFonts w:hint="eastAsia"/>
-          <w:szCs w:val="28"/>
-        </w:rPr>
-        <w:t>了“憶”字。三、</w:t>
+        <w:t>淋漓盡致</w:t>
+      </w:r>
+      <w:r>
+        <w:rPr>
+          <w:rFonts w:hint="eastAsia"/>
+          <w:szCs w:val="28"/>
+        </w:rPr>
+        <w:t>，更給讀者帶來極具震撼力的視覺享受。</w:t>
+      </w:r>
+    </w:p>
+    <w:p>
+      <w:pPr>
+        <w:spacing w:after="0" w:line="400" w:lineRule="exact"/>
+        <w:ind w:left="-6" w:right="0" w:hanging="11"/>
+        <w:jc w:val="both"/>
+        <w:rPr>
+          <w:szCs w:val="28"/>
+        </w:rPr>
+      </w:pPr>
+      <w:r>
+        <w:rPr>
+          <w:rFonts w:hint="eastAsia"/>
+          <w:szCs w:val="28"/>
+        </w:rPr>
+        <w:t xml:space="preserve">　　</w:t>
       </w:r>
       <w:proofErr w:type="gramStart"/>
       <w:r>
@@ -1778,7 +1520,7 @@
           <w:rFonts w:hint="eastAsia"/>
           <w:szCs w:val="28"/>
         </w:rPr>
-        <w:t>四兩句對江南</w:t>
+        <w:t>結句以反問作結</w:t>
       </w:r>
       <w:proofErr w:type="gramEnd"/>
       <w:r>
@@ -1786,7 +1528,61 @@
           <w:rFonts w:hint="eastAsia"/>
           <w:szCs w:val="28"/>
         </w:rPr>
-        <w:t>之“好”進行形象化的</w:t>
+        <w:t>，將滿腔的懷念之情推向最高潮。這既是對前文「風景</w:t>
+      </w:r>
+      <w:proofErr w:type="gramStart"/>
+      <w:r>
+        <w:rPr>
+          <w:rFonts w:hint="eastAsia"/>
+          <w:szCs w:val="28"/>
+        </w:rPr>
+        <w:t>舊曾諳</w:t>
+      </w:r>
+      <w:proofErr w:type="gramEnd"/>
+      <w:r>
+        <w:rPr>
+          <w:szCs w:val="28"/>
+        </w:rPr>
+        <w:br/>
+      </w:r>
+      <w:r>
+        <w:rPr>
+          <w:rFonts w:hint="eastAsia"/>
+          <w:szCs w:val="28"/>
+        </w:rPr>
+        <w:t>」的深情呼應，也是對「</w:t>
+      </w:r>
+      <w:proofErr w:type="gramStart"/>
+      <w:r>
+        <w:rPr>
+          <w:rFonts w:hint="eastAsia"/>
+          <w:szCs w:val="28"/>
+        </w:rPr>
+        <w:t>紅勝火</w:t>
+      </w:r>
+      <w:proofErr w:type="gramEnd"/>
+      <w:r>
+        <w:rPr>
+          <w:rFonts w:hint="eastAsia"/>
+          <w:szCs w:val="28"/>
+        </w:rPr>
+        <w:t>」與「</w:t>
+      </w:r>
+      <w:proofErr w:type="gramStart"/>
+      <w:r>
+        <w:rPr>
+          <w:rFonts w:hint="eastAsia"/>
+          <w:szCs w:val="28"/>
+        </w:rPr>
+        <w:t>綠如藍</w:t>
+      </w:r>
+      <w:proofErr w:type="gramEnd"/>
+      <w:r>
+        <w:rPr>
+          <w:rFonts w:hint="eastAsia"/>
+          <w:szCs w:val="28"/>
+        </w:rPr>
+        <w:t>」美景的深切眷戀。這個</w:t>
       </w:r>
       <w:r>
         <w:rPr>
@@ -1795,56 +1591,30 @@
           <w:bCs/>
           <w:szCs w:val="28"/>
         </w:rPr>
-        <w:t>演繹</w:t>
-      </w:r>
-      <w:r>
-        <w:rPr>
-          <w:rFonts w:hint="eastAsia"/>
-          <w:szCs w:val="28"/>
-        </w:rPr>
-        <w:t>，突出渲染江花、江水紅綠相映的明</w:t>
-      </w:r>
-      <w:proofErr w:type="gramStart"/>
-      <w:r>
-        <w:rPr>
-          <w:rFonts w:hint="eastAsia"/>
-          <w:szCs w:val="28"/>
-        </w:rPr>
-        <w:t>艷</w:t>
-      </w:r>
-      <w:proofErr w:type="gramEnd"/>
-      <w:r>
-        <w:rPr>
-          <w:rFonts w:hint="eastAsia"/>
-          <w:szCs w:val="28"/>
-        </w:rPr>
-        <w:t>色彩，給人以光彩奪目的強烈印象。其中，既有同</w:t>
-      </w:r>
-      <w:proofErr w:type="gramStart"/>
-      <w:r>
-        <w:rPr>
-          <w:rFonts w:hint="eastAsia"/>
-          <w:szCs w:val="28"/>
-        </w:rPr>
-        <w:t>色間的相互</w:t>
-      </w:r>
-      <w:proofErr w:type="gramEnd"/>
-      <w:r>
-        <w:rPr>
-          <w:rFonts w:hint="eastAsia"/>
-          <w:szCs w:val="28"/>
-        </w:rPr>
-        <w:t>烘托，又有異</w:t>
-      </w:r>
-      <w:proofErr w:type="gramStart"/>
-      <w:r>
-        <w:rPr>
-          <w:rFonts w:hint="eastAsia"/>
-          <w:szCs w:val="28"/>
-        </w:rPr>
-        <w:t>色間的相互</w:t>
-      </w:r>
-      <w:proofErr w:type="gramEnd"/>
+        <w:t>反詰</w:t>
+      </w:r>
+      <w:r>
+        <w:rPr>
+          <w:rFonts w:hint="eastAsia"/>
+          <w:szCs w:val="28"/>
+        </w:rPr>
+        <w:t>句力度千鈞，將讀者一同帶入那份無法釋懷的</w:t>
+      </w:r>
+      <w:r>
+        <w:rPr>
+          <w:rFonts w:hint="eastAsia"/>
+          <w:szCs w:val="28"/>
+          <w:u w:val="single"/>
+        </w:rPr>
+        <w:t>江南</w:t>
+      </w:r>
+      <w:r>
+        <w:rPr>
+          <w:rFonts w:hint="eastAsia"/>
+          <w:szCs w:val="28"/>
+        </w:rPr>
+        <w:t>夢境中，</w:t>
+      </w:r>
       <w:r>
         <w:rPr>
           <w:rFonts w:hint="eastAsia"/>
@@ -1852,46 +1622,14 @@
           <w:bCs/>
           <w:szCs w:val="28"/>
         </w:rPr>
-        <w:t>映襯</w:t>
-      </w:r>
-      <w:r>
-        <w:rPr>
-          <w:rFonts w:hint="eastAsia"/>
-          <w:szCs w:val="28"/>
-        </w:rPr>
-        <w:t>，充分顯示了作者善於著色的技巧。</w:t>
-      </w:r>
-      <w:proofErr w:type="gramStart"/>
-      <w:r>
-        <w:rPr>
-          <w:rFonts w:hint="eastAsia"/>
-          <w:szCs w:val="28"/>
-        </w:rPr>
-        <w:t>篇末，</w:t>
-      </w:r>
-      <w:proofErr w:type="gramEnd"/>
-      <w:r>
-        <w:rPr>
-          <w:rFonts w:hint="eastAsia"/>
-          <w:szCs w:val="28"/>
-        </w:rPr>
-        <w:t>以“能</w:t>
-      </w:r>
-      <w:proofErr w:type="gramStart"/>
-      <w:r>
-        <w:rPr>
-          <w:rFonts w:hint="eastAsia"/>
-          <w:szCs w:val="28"/>
-        </w:rPr>
-        <w:t>不</w:t>
-      </w:r>
-      <w:proofErr w:type="gramEnd"/>
-      <w:r>
-        <w:rPr>
-          <w:rFonts w:hint="eastAsia"/>
-          <w:szCs w:val="28"/>
-        </w:rPr>
-        <w:t>憶江南”</w:t>
+        <w:t>餘音裊裊</w:t>
+      </w:r>
+      <w:r>
+        <w:rPr>
+          <w:rFonts w:hint="eastAsia"/>
+          <w:szCs w:val="28"/>
+        </w:rPr>
+        <w:t>，</w:t>
       </w:r>
       <w:r>
         <w:rPr>
@@ -1900,23 +1638,55 @@
           <w:bCs/>
           <w:szCs w:val="28"/>
         </w:rPr>
-        <w:t>收束</w:t>
-      </w:r>
-      <w:proofErr w:type="gramStart"/>
-      <w:r>
-        <w:rPr>
-          <w:rFonts w:hint="eastAsia"/>
-          <w:szCs w:val="28"/>
-        </w:rPr>
-        <w:t>全詞，既托</w:t>
-      </w:r>
-      <w:proofErr w:type="gramEnd"/>
-      <w:r>
-        <w:rPr>
-          <w:rFonts w:hint="eastAsia"/>
-          <w:szCs w:val="28"/>
-        </w:rPr>
-        <w:t>出身在</w:t>
+        <w:t>動人心弦</w:t>
+      </w:r>
+      <w:r>
+        <w:rPr>
+          <w:rFonts w:hint="eastAsia"/>
+          <w:szCs w:val="28"/>
+        </w:rPr>
+        <w:t>。</w:t>
+      </w:r>
+    </w:p>
+    <w:p>
+      <w:pPr>
+        <w:spacing w:after="0" w:line="400" w:lineRule="exact"/>
+        <w:ind w:left="-6" w:right="0" w:hanging="11"/>
+        <w:jc w:val="both"/>
+        <w:rPr>
+          <w:rFonts w:hint="eastAsia"/>
+          <w:szCs w:val="28"/>
+        </w:rPr>
+      </w:pPr>
+      <w:r>
+        <w:rPr>
+          <w:rFonts w:hint="eastAsia"/>
+          <w:szCs w:val="28"/>
+        </w:rPr>
+        <w:t xml:space="preserve">　　</w:t>
+      </w:r>
+      <w:r>
+        <w:rPr>
+          <w:rFonts w:hint="eastAsia"/>
+          <w:szCs w:val="28"/>
+        </w:rPr>
+        <w:t>整首詞結構精巧，由「好」字統領，以「景」鋪陳，最後以「憶」收束。語言清新自然、不加雕琢，卻能以極其明麗的色彩與真摯的情感，</w:t>
+      </w:r>
+      <w:r>
+        <w:rPr>
+          <w:rFonts w:hint="eastAsia"/>
+          <w:b/>
+          <w:bCs/>
+          <w:szCs w:val="28"/>
+        </w:rPr>
+        <w:t>勾勒</w:t>
+      </w:r>
+      <w:r>
+        <w:rPr>
+          <w:rFonts w:hint="eastAsia"/>
+          <w:szCs w:val="28"/>
+        </w:rPr>
+        <w:t>出最具代表性的</w:t>
       </w:r>
       <w:r>
         <w:rPr>
@@ -1924,14 +1694,14 @@
           <w:szCs w:val="28"/>
           <w:u w:val="single"/>
         </w:rPr>
-        <w:t>洛陽</w:t>
-      </w:r>
-      <w:r>
-        <w:rPr>
-          <w:rFonts w:hint="eastAsia"/>
-          <w:szCs w:val="28"/>
-        </w:rPr>
-        <w:t>的作者對</w:t>
+        <w:t>江南</w:t>
+      </w:r>
+      <w:r>
+        <w:rPr>
+          <w:rFonts w:hint="eastAsia"/>
+          <w:szCs w:val="28"/>
+        </w:rPr>
+        <w:t>春景，無怪乎能穿越千載，依然能喚起人們心中對</w:t>
       </w:r>
       <w:r>
         <w:rPr>
@@ -1946,7 +1716,7 @@
           <w:rFonts w:hint="eastAsia"/>
           <w:szCs w:val="28"/>
         </w:rPr>
-        <w:t>春色的無限讚嘆與懷念，又造成一種悠遠而又深長的韻味。</w:t>
+        <w:t>最美好的嚮往。</w:t>
       </w:r>
     </w:p>
     <w:p>
@@ -1977,7 +1747,8 @@
           <w:numId w:val="19"/>
         </w:numPr>
         <w:spacing w:after="0" w:line="400" w:lineRule="exact"/>
-        <w:ind w:leftChars="0" w:right="0"/>
+        <w:ind w:leftChars="0" w:left="284" w:right="0" w:hanging="284"/>
+        <w:jc w:val="both"/>
         <w:rPr>
           <w:szCs w:val="28"/>
         </w:rPr>
@@ -2064,17 +1835,18 @@
           <w:numId w:val="19"/>
         </w:numPr>
         <w:spacing w:after="0" w:line="400" w:lineRule="exact"/>
-        <w:ind w:leftChars="0" w:right="0"/>
-        <w:rPr>
-          <w:szCs w:val="28"/>
-        </w:rPr>
-      </w:pPr>
-      <w:r>
-        <w:rPr>
-          <w:rFonts w:hint="eastAsia"/>
-          <w:szCs w:val="28"/>
-        </w:rPr>
-        <w:t>漫遊</w:t>
+        <w:ind w:leftChars="0" w:left="284" w:right="0" w:hanging="284"/>
+        <w:jc w:val="both"/>
+        <w:rPr>
+          <w:szCs w:val="28"/>
+        </w:rPr>
+      </w:pPr>
+      <w:r>
+        <w:rPr>
+          <w:rFonts w:hint="eastAsia"/>
+          <w:szCs w:val="28"/>
+        </w:rPr>
+        <w:t>凝練</w:t>
       </w:r>
       <w:r>
         <w:rPr>
@@ -2088,7 +1860,54 @@
           <w:rFonts w:hint="eastAsia"/>
           <w:szCs w:val="28"/>
         </w:rPr>
-        <w:t>隨意遨遊。</w:t>
+        <w:t>指白居易使用的文字極其簡潔、精</w:t>
+      </w:r>
+      <w:proofErr w:type="gramStart"/>
+      <w:r>
+        <w:rPr>
+          <w:rFonts w:hint="eastAsia"/>
+          <w:szCs w:val="28"/>
+        </w:rPr>
+        <w:t>準</w:t>
+      </w:r>
+      <w:proofErr w:type="gramEnd"/>
+      <w:r>
+        <w:rPr>
+          <w:rFonts w:hint="eastAsia"/>
+          <w:szCs w:val="28"/>
+        </w:rPr>
+        <w:t>且富含張力。僅用短短幾十字，就將</w:t>
+      </w:r>
+      <w:r>
+        <w:rPr>
+          <w:rFonts w:hint="eastAsia"/>
+          <w:szCs w:val="28"/>
+          <w:u w:val="single"/>
+        </w:rPr>
+        <w:t>江南</w:t>
+      </w:r>
+      <w:r>
+        <w:rPr>
+          <w:rFonts w:hint="eastAsia"/>
+          <w:szCs w:val="28"/>
+        </w:rPr>
+        <w:t>春天的無限生機與複雜情感濃縮</w:t>
+      </w:r>
+      <w:proofErr w:type="gramStart"/>
+      <w:r>
+        <w:rPr>
+          <w:rFonts w:hint="eastAsia"/>
+          <w:szCs w:val="28"/>
+        </w:rPr>
+        <w:t>在詞作</w:t>
+      </w:r>
+      <w:proofErr w:type="gramEnd"/>
+      <w:r>
+        <w:rPr>
+          <w:rFonts w:hint="eastAsia"/>
+          <w:szCs w:val="28"/>
+        </w:rPr>
+        <w:t>中。</w:t>
       </w:r>
     </w:p>
     <w:p>
@@ -2099,17 +1918,18 @@
           <w:numId w:val="19"/>
         </w:numPr>
         <w:spacing w:after="0" w:line="400" w:lineRule="exact"/>
-        <w:ind w:leftChars="0" w:right="0"/>
-        <w:rPr>
-          <w:szCs w:val="28"/>
-        </w:rPr>
-      </w:pPr>
-      <w:r>
-        <w:rPr>
-          <w:rFonts w:hint="eastAsia"/>
-          <w:szCs w:val="28"/>
-        </w:rPr>
-        <w:t>栩栩如生</w:t>
+        <w:ind w:leftChars="0" w:left="284" w:right="0" w:hanging="284"/>
+        <w:jc w:val="both"/>
+        <w:rPr>
+          <w:szCs w:val="28"/>
+        </w:rPr>
+      </w:pPr>
+      <w:r>
+        <w:rPr>
+          <w:rFonts w:hint="eastAsia"/>
+          <w:szCs w:val="28"/>
+        </w:rPr>
+        <w:t>白描</w:t>
       </w:r>
       <w:r>
         <w:rPr>
@@ -2123,24 +1943,7 @@
           <w:rFonts w:hint="eastAsia"/>
           <w:szCs w:val="28"/>
         </w:rPr>
-        <w:t>形貌生動逼真，像真的一樣。</w:t>
-      </w:r>
-    </w:p>
-    <w:p>
-      <w:pPr>
-        <w:pStyle w:val="a9"/>
-        <w:spacing w:after="0" w:line="400" w:lineRule="exact"/>
-        <w:ind w:leftChars="0" w:right="0" w:firstLine="0"/>
-        <w:rPr>
-          <w:szCs w:val="28"/>
-        </w:rPr>
-      </w:pPr>
-      <w:r>
-        <w:rPr>
-          <w:rFonts w:hint="eastAsia"/>
-          <w:szCs w:val="28"/>
-        </w:rPr>
-        <w:t>【例】這幅畫上的花鳥畫得栩栩如生，像是可以聞到花香、聽到鳥叫一般。</w:t>
+        <w:t>一種文學寫作手法，指不加繁複的修飾與雕琢，直接用樸素、客觀的線條與色彩，勾勒出江花、江水最真實且動人的自然面貌。</w:t>
       </w:r>
     </w:p>
     <w:p>
@@ -2151,25 +1954,44 @@
           <w:numId w:val="19"/>
         </w:numPr>
         <w:spacing w:after="0" w:line="400" w:lineRule="exact"/>
-        <w:ind w:leftChars="0" w:right="0"/>
-        <w:rPr>
-          <w:szCs w:val="28"/>
-        </w:rPr>
-      </w:pPr>
-      <w:r>
-        <w:rPr>
-          <w:rFonts w:hint="eastAsia"/>
-          <w:szCs w:val="28"/>
-        </w:rPr>
-        <w:t>別出心裁：</w:t>
+        <w:ind w:leftChars="0" w:left="284" w:right="0" w:hanging="284"/>
+        <w:jc w:val="both"/>
+        <w:rPr>
+          <w:szCs w:val="28"/>
+        </w:rPr>
+      </w:pPr>
+      <w:r>
+        <w:rPr>
+          <w:rFonts w:hint="eastAsia"/>
+          <w:szCs w:val="28"/>
+        </w:rPr>
+        <w:t>胸臆</w:t>
+      </w:r>
+      <w:r>
+        <w:rPr>
+          <w:rFonts w:hint="eastAsia"/>
+          <w:szCs w:val="28"/>
+        </w:rPr>
+        <w:t>(</w:t>
       </w:r>
       <w:proofErr w:type="gramStart"/>
       <w:r>
         <w:rPr>
           <w:rFonts w:hint="eastAsia"/>
-          <w:szCs w:val="28"/>
-        </w:rPr>
-        <w:t>獨出巧思</w:t>
+          <w:color w:val="FF0000"/>
+          <w:sz w:val="16"/>
+          <w:szCs w:val="16"/>
+        </w:rPr>
+        <w:t>ㄧ</w:t>
+      </w:r>
+      <w:r>
+        <w:rPr>
+          <w:rFonts w:hint="eastAsia"/>
+          <w:color w:val="FF0000"/>
+          <w:sz w:val="16"/>
+          <w:szCs w:val="16"/>
+        </w:rPr>
+        <w:t>ˋ</w:t>
       </w:r>
       <w:proofErr w:type="gramEnd"/>
       <w:r>
@@ -2177,7 +1999,21 @@
           <w:rFonts w:hint="eastAsia"/>
           <w:szCs w:val="28"/>
         </w:rPr>
-        <w:t>，與眾不同。【例】這是一場別出心裁的宴會。</w:t>
+        <w:t>)</w:t>
+      </w:r>
+      <w:r>
+        <w:rPr>
+          <w:rFonts w:hint="eastAsia"/>
+          <w:szCs w:val="28"/>
+        </w:rPr>
+        <w:t>：</w:t>
+      </w:r>
+      <w:r>
+        <w:rPr>
+          <w:rFonts w:hint="eastAsia"/>
+          <w:szCs w:val="28"/>
+        </w:rPr>
+        <w:t>指詩人內心深處最真實、最直接的想法與情感。在起筆的「江南好」中，詩人毫不掩飾地將這份情感直接抒發出來。</w:t>
       </w:r>
     </w:p>
     <w:p>
@@ -2188,17 +2024,18 @@
           <w:numId w:val="19"/>
         </w:numPr>
         <w:spacing w:after="0" w:line="400" w:lineRule="exact"/>
-        <w:ind w:leftChars="0" w:right="0"/>
-        <w:rPr>
-          <w:szCs w:val="28"/>
-        </w:rPr>
-      </w:pPr>
-      <w:r>
-        <w:rPr>
-          <w:rFonts w:hint="eastAsia"/>
-          <w:szCs w:val="28"/>
-        </w:rPr>
-        <w:t>映襯</w:t>
+        <w:ind w:leftChars="0" w:left="284" w:right="0" w:hanging="284"/>
+        <w:jc w:val="both"/>
+        <w:rPr>
+          <w:szCs w:val="28"/>
+        </w:rPr>
+      </w:pPr>
+      <w:r>
+        <w:rPr>
+          <w:rFonts w:hint="eastAsia"/>
+          <w:szCs w:val="28"/>
+        </w:rPr>
+        <w:t>概括</w:t>
       </w:r>
       <w:r>
         <w:rPr>
@@ -2207,63 +2044,12 @@
         </w:rPr>
         <w:t>：</w:t>
       </w:r>
-    </w:p>
-    <w:p>
-      <w:pPr>
-        <w:pStyle w:val="a9"/>
-        <w:numPr>
-          <w:ilvl w:val="0"/>
-          <w:numId w:val="23"/>
-        </w:numPr>
-        <w:spacing w:after="0" w:line="400" w:lineRule="exact"/>
-        <w:ind w:leftChars="0" w:right="0"/>
-        <w:rPr>
-          <w:szCs w:val="28"/>
-        </w:rPr>
-      </w:pPr>
-      <w:r>
-        <w:rPr>
-          <w:rFonts w:hint="eastAsia"/>
-          <w:szCs w:val="28"/>
-        </w:rPr>
-        <w:t>映照烘托。【例】這棟建築紅</w:t>
-      </w:r>
-      <w:proofErr w:type="gramStart"/>
-      <w:r>
-        <w:rPr>
-          <w:rFonts w:hint="eastAsia"/>
-          <w:szCs w:val="28"/>
-        </w:rPr>
-        <w:t>牆碧瓦，</w:t>
-      </w:r>
-      <w:proofErr w:type="gramEnd"/>
-      <w:r>
-        <w:rPr>
-          <w:rFonts w:hint="eastAsia"/>
-          <w:szCs w:val="28"/>
-        </w:rPr>
-        <w:t>互相映襯，煞是好看。</w:t>
-      </w:r>
-    </w:p>
-    <w:p>
-      <w:pPr>
-        <w:pStyle w:val="a9"/>
-        <w:numPr>
-          <w:ilvl w:val="0"/>
-          <w:numId w:val="23"/>
-        </w:numPr>
-        <w:spacing w:after="0" w:line="400" w:lineRule="exact"/>
-        <w:ind w:leftChars="0" w:right="0"/>
-        <w:rPr>
-          <w:szCs w:val="28"/>
-        </w:rPr>
-      </w:pPr>
-      <w:r>
-        <w:rPr>
-          <w:rFonts w:hint="eastAsia"/>
-          <w:szCs w:val="28"/>
-        </w:rPr>
-        <w:t>將兩種不同的，特別是相反的觀念或事實，對列比較，從而使語氣增強、意義更為明顯的修辭法。如</w:t>
+      <w:r>
+        <w:rPr>
+          <w:rFonts w:hint="eastAsia"/>
+          <w:szCs w:val="28"/>
+        </w:rPr>
+        <w:t>指用極為簡明扼要的字眼，把</w:t>
       </w:r>
       <w:r>
         <w:rPr>
@@ -2271,30 +2057,29 @@
           <w:szCs w:val="28"/>
           <w:u w:val="single"/>
         </w:rPr>
-        <w:t>吳勝雄</w:t>
-      </w:r>
-      <w:r>
-        <w:rPr>
-          <w:rFonts w:hint="eastAsia"/>
-          <w:szCs w:val="28"/>
-        </w:rPr>
-        <w:t>〈負荷〉</w:t>
-      </w:r>
-      <w:proofErr w:type="gramStart"/>
-      <w:r>
-        <w:rPr>
-          <w:rFonts w:hint="eastAsia"/>
-          <w:szCs w:val="28"/>
-        </w:rPr>
-        <w:t>一</w:t>
-      </w:r>
-      <w:proofErr w:type="gramEnd"/>
-      <w:r>
-        <w:rPr>
-          <w:rFonts w:hint="eastAsia"/>
-          <w:szCs w:val="28"/>
-        </w:rPr>
-        <w:t>文中「只因為這是生命中最沉重也是最甜蜜的負荷」，用「沉重」和「甜蜜」兩個相反的觀念，突顯出對家庭的熱愛與強烈的責任感。</w:t>
+        <w:t>江南</w:t>
+      </w:r>
+      <w:r>
+        <w:rPr>
+          <w:rFonts w:hint="eastAsia"/>
+          <w:szCs w:val="28"/>
+        </w:rPr>
+        <w:t>紛繁複雜的美景與特色高度濃縮。一個「好」字，便籠罩了</w:t>
+      </w:r>
+      <w:r>
+        <w:rPr>
+          <w:rFonts w:hint="eastAsia"/>
+          <w:szCs w:val="28"/>
+          <w:u w:val="single"/>
+        </w:rPr>
+        <w:t>江南</w:t>
+      </w:r>
+      <w:r>
+        <w:rPr>
+          <w:rFonts w:hint="eastAsia"/>
+          <w:szCs w:val="28"/>
+        </w:rPr>
+        <w:t>的所有風光。</w:t>
       </w:r>
     </w:p>
     <w:p>
@@ -2305,24 +2090,86 @@
           <w:numId w:val="19"/>
         </w:numPr>
         <w:spacing w:after="0" w:line="400" w:lineRule="exact"/>
-        <w:ind w:leftChars="0" w:right="0"/>
-        <w:rPr>
-          <w:szCs w:val="28"/>
-        </w:rPr>
-      </w:pPr>
-      <w:r>
-        <w:rPr>
-          <w:rFonts w:hint="eastAsia"/>
-          <w:szCs w:val="28"/>
-        </w:rPr>
-        <w:t>烘染</w:t>
-      </w:r>
-      <w:r>
-        <w:rPr>
-          <w:rFonts w:hint="eastAsia"/>
-          <w:szCs w:val="28"/>
-        </w:rPr>
-        <w:t>：烘托渲染。</w:t>
+        <w:ind w:leftChars="0" w:left="284" w:right="0" w:hanging="284"/>
+        <w:jc w:val="both"/>
+        <w:rPr>
+          <w:szCs w:val="28"/>
+        </w:rPr>
+      </w:pPr>
+      <w:r>
+        <w:rPr>
+          <w:rFonts w:hint="eastAsia"/>
+          <w:szCs w:val="28"/>
+        </w:rPr>
+        <w:t>積</w:t>
+      </w:r>
+      <w:proofErr w:type="gramStart"/>
+      <w:r>
+        <w:rPr>
+          <w:rFonts w:hint="eastAsia"/>
+          <w:szCs w:val="28"/>
+        </w:rPr>
+        <w:t>澱</w:t>
+      </w:r>
+      <w:proofErr w:type="gramEnd"/>
+      <w:r>
+        <w:rPr>
+          <w:rFonts w:hint="eastAsia"/>
+          <w:szCs w:val="28"/>
+        </w:rPr>
+        <w:t>：</w:t>
+      </w:r>
+      <w:r>
+        <w:rPr>
+          <w:rFonts w:hint="eastAsia"/>
+          <w:szCs w:val="28"/>
+        </w:rPr>
+        <w:t>指</w:t>
+      </w:r>
+      <w:r>
+        <w:rPr>
+          <w:rFonts w:hint="eastAsia"/>
+          <w:szCs w:val="28"/>
+          <w:u w:val="single"/>
+        </w:rPr>
+        <w:t>白居易</w:t>
+      </w:r>
+      <w:r>
+        <w:rPr>
+          <w:rFonts w:hint="eastAsia"/>
+          <w:szCs w:val="28"/>
+        </w:rPr>
+        <w:t>過去在</w:t>
+      </w:r>
+      <w:r>
+        <w:rPr>
+          <w:rFonts w:hint="eastAsia"/>
+          <w:szCs w:val="28"/>
+          <w:u w:val="single"/>
+        </w:rPr>
+        <w:t>杭州</w:t>
+      </w:r>
+      <w:r>
+        <w:rPr>
+          <w:rFonts w:hint="eastAsia"/>
+          <w:szCs w:val="28"/>
+        </w:rPr>
+        <w:t>、</w:t>
+      </w:r>
+      <w:r>
+        <w:rPr>
+          <w:rFonts w:hint="eastAsia"/>
+          <w:szCs w:val="28"/>
+          <w:u w:val="single"/>
+        </w:rPr>
+        <w:t>蘇州</w:t>
+      </w:r>
+      <w:r>
+        <w:rPr>
+          <w:rFonts w:hint="eastAsia"/>
+          <w:szCs w:val="28"/>
+        </w:rPr>
+        <w:t>任官時，經年累月所累積下來的生活體驗、情感記憶與審美經驗，這些經歷成為他寫作時深厚的感性基礎。</w:t>
       </w:r>
     </w:p>
     <w:p>
@@ -2333,17 +2180,47 @@
           <w:numId w:val="19"/>
         </w:numPr>
         <w:spacing w:after="0" w:line="400" w:lineRule="exact"/>
-        <w:ind w:leftChars="0" w:right="0"/>
-        <w:rPr>
-          <w:szCs w:val="28"/>
-        </w:rPr>
-      </w:pPr>
-      <w:r>
-        <w:rPr>
-          <w:rFonts w:hint="eastAsia"/>
-          <w:szCs w:val="28"/>
-        </w:rPr>
-        <w:t>圓活：靈活圓滑而不固執己見；靈活暢達。</w:t>
+        <w:ind w:leftChars="0" w:left="284" w:right="0" w:hanging="284"/>
+        <w:jc w:val="both"/>
+        <w:rPr>
+          <w:szCs w:val="28"/>
+        </w:rPr>
+      </w:pPr>
+      <w:r>
+        <w:rPr>
+          <w:rFonts w:hint="eastAsia"/>
+          <w:szCs w:val="28"/>
+        </w:rPr>
+        <w:t>回眸</w:t>
+      </w:r>
+      <w:r>
+        <w:rPr>
+          <w:rFonts w:hint="eastAsia"/>
+          <w:szCs w:val="28"/>
+        </w:rPr>
+        <w:t>：</w:t>
+      </w:r>
+      <w:r>
+        <w:rPr>
+          <w:rFonts w:hint="eastAsia"/>
+          <w:szCs w:val="28"/>
+        </w:rPr>
+        <w:t>指詩人在時隔多年、身處異地後，在記憶中對過去</w:t>
+      </w:r>
+      <w:r>
+        <w:rPr>
+          <w:rFonts w:hint="eastAsia"/>
+          <w:szCs w:val="28"/>
+          <w:u w:val="single"/>
+        </w:rPr>
+        <w:t>江南</w:t>
+      </w:r>
+      <w:r>
+        <w:rPr>
+          <w:rFonts w:hint="eastAsia"/>
+          <w:szCs w:val="28"/>
+        </w:rPr>
+        <w:t>美好時光的溫情回顧與眷戀凝望。</w:t>
       </w:r>
     </w:p>
     <w:p>
@@ -2354,18 +2231,40 @@
           <w:numId w:val="19"/>
         </w:numPr>
         <w:spacing w:after="0" w:line="400" w:lineRule="exact"/>
-        <w:ind w:leftChars="0" w:right="0"/>
-        <w:rPr>
-          <w:szCs w:val="28"/>
-        </w:rPr>
-      </w:pPr>
+        <w:ind w:leftChars="0" w:left="284" w:right="0" w:hanging="284"/>
+        <w:jc w:val="both"/>
+        <w:rPr>
+          <w:szCs w:val="28"/>
+        </w:rPr>
+      </w:pPr>
+      <w:r>
+        <w:rPr>
+          <w:rFonts w:hint="eastAsia"/>
+          <w:szCs w:val="28"/>
+        </w:rPr>
+        <w:t>匠心獨運</w:t>
+      </w:r>
+      <w:r>
+        <w:rPr>
+          <w:rFonts w:hint="eastAsia"/>
+          <w:szCs w:val="28"/>
+        </w:rPr>
+        <w:t>：</w:t>
+      </w:r>
+      <w:r>
+        <w:rPr>
+          <w:rFonts w:hint="eastAsia"/>
+          <w:szCs w:val="28"/>
+        </w:rPr>
+        <w:t>形容詩人在藝術構思上的獨特且巧妙的巧思。具體表現在他精</w:t>
+      </w:r>
       <w:proofErr w:type="gramStart"/>
       <w:r>
         <w:rPr>
           <w:rFonts w:hint="eastAsia"/>
           <w:szCs w:val="28"/>
         </w:rPr>
-        <w:t>攝</w:t>
+        <w:t>準</w:t>
       </w:r>
       <w:proofErr w:type="gramEnd"/>
       <w:r>
@@ -2373,139 +2272,22 @@
           <w:rFonts w:hint="eastAsia"/>
           <w:szCs w:val="28"/>
         </w:rPr>
-        <w:t>：</w:t>
-      </w:r>
-    </w:p>
-    <w:p>
-      <w:pPr>
-        <w:pStyle w:val="a9"/>
-        <w:numPr>
-          <w:ilvl w:val="0"/>
-          <w:numId w:val="24"/>
-        </w:numPr>
-        <w:spacing w:after="0" w:line="400" w:lineRule="exact"/>
-        <w:ind w:leftChars="0" w:right="0"/>
-        <w:rPr>
-          <w:szCs w:val="28"/>
-        </w:rPr>
-      </w:pPr>
-      <w:r>
-        <w:rPr>
-          <w:rFonts w:hint="eastAsia"/>
-          <w:szCs w:val="28"/>
-        </w:rPr>
-        <w:t>取。如：「攝取」、「攝魂」。</w:t>
-      </w:r>
-    </w:p>
-    <w:p>
-      <w:pPr>
-        <w:pStyle w:val="a9"/>
-        <w:numPr>
-          <w:ilvl w:val="0"/>
-          <w:numId w:val="24"/>
-        </w:numPr>
-        <w:spacing w:after="0" w:line="400" w:lineRule="exact"/>
-        <w:ind w:leftChars="0" w:right="0"/>
-        <w:rPr>
-          <w:szCs w:val="28"/>
-        </w:rPr>
-      </w:pPr>
-      <w:r>
-        <w:rPr>
-          <w:rFonts w:hint="eastAsia"/>
-          <w:szCs w:val="28"/>
-        </w:rPr>
-        <w:t>拍照。如：「攝影」、「拍攝」。</w:t>
-      </w:r>
-    </w:p>
-    <w:p>
-      <w:pPr>
-        <w:pStyle w:val="a9"/>
-        <w:numPr>
-          <w:ilvl w:val="0"/>
-          <w:numId w:val="24"/>
-        </w:numPr>
-        <w:spacing w:after="0" w:line="400" w:lineRule="exact"/>
-        <w:ind w:leftChars="0" w:right="0"/>
-        <w:rPr>
-          <w:szCs w:val="28"/>
-        </w:rPr>
-      </w:pPr>
-      <w:r>
-        <w:rPr>
-          <w:rFonts w:hint="eastAsia"/>
-          <w:szCs w:val="28"/>
-        </w:rPr>
-        <w:t>代理。如：「</w:t>
-      </w:r>
-      <w:proofErr w:type="gramStart"/>
-      <w:r>
-        <w:rPr>
-          <w:rFonts w:hint="eastAsia"/>
-          <w:szCs w:val="28"/>
-        </w:rPr>
-        <w:t>攝理</w:t>
-      </w:r>
-      <w:proofErr w:type="gramEnd"/>
-      <w:r>
-        <w:rPr>
-          <w:rFonts w:hint="eastAsia"/>
-          <w:szCs w:val="28"/>
-        </w:rPr>
-        <w:t>」、「攝政」、「</w:t>
-      </w:r>
-      <w:proofErr w:type="gramStart"/>
-      <w:r>
-        <w:rPr>
-          <w:rFonts w:hint="eastAsia"/>
-          <w:szCs w:val="28"/>
-        </w:rPr>
-        <w:t>攝行</w:t>
-      </w:r>
-      <w:proofErr w:type="gramEnd"/>
-      <w:r>
-        <w:rPr>
-          <w:rFonts w:hint="eastAsia"/>
-          <w:szCs w:val="28"/>
-        </w:rPr>
-        <w:t>」、「</w:t>
-      </w:r>
-      <w:proofErr w:type="gramStart"/>
-      <w:r>
-        <w:rPr>
-          <w:rFonts w:hint="eastAsia"/>
-          <w:szCs w:val="28"/>
-        </w:rPr>
-        <w:t>攝位</w:t>
-      </w:r>
-      <w:proofErr w:type="gramEnd"/>
-      <w:r>
-        <w:rPr>
-          <w:rFonts w:hint="eastAsia"/>
-          <w:szCs w:val="28"/>
-        </w:rPr>
-        <w:t>」。</w:t>
-      </w:r>
-    </w:p>
-    <w:p>
-      <w:pPr>
-        <w:pStyle w:val="a9"/>
-        <w:numPr>
-          <w:ilvl w:val="0"/>
-          <w:numId w:val="24"/>
-        </w:numPr>
-        <w:spacing w:after="0" w:line="400" w:lineRule="exact"/>
-        <w:ind w:leftChars="0" w:right="0"/>
-        <w:rPr>
-          <w:szCs w:val="28"/>
-        </w:rPr>
-      </w:pPr>
-      <w:r>
-        <w:rPr>
-          <w:rFonts w:hint="eastAsia"/>
-          <w:szCs w:val="28"/>
-        </w:rPr>
-        <w:t>管理。如：「統攝」。</w:t>
+        <w:t>挑選了「日出」與「春來」兩個時間點，並運用強烈的色彩對比來展現</w:t>
+      </w:r>
+      <w:r>
+        <w:rPr>
+          <w:rFonts w:hint="eastAsia"/>
+          <w:szCs w:val="28"/>
+          <w:u w:val="single"/>
+        </w:rPr>
+        <w:t>江南</w:t>
+      </w:r>
+      <w:r>
+        <w:rPr>
+          <w:rFonts w:hint="eastAsia"/>
+          <w:szCs w:val="28"/>
+        </w:rPr>
+        <w:t>之美。</w:t>
       </w:r>
     </w:p>
     <w:p>
@@ -2516,67 +2298,19 @@
           <w:numId w:val="19"/>
         </w:numPr>
         <w:spacing w:after="0" w:line="400" w:lineRule="exact"/>
-        <w:ind w:leftChars="0" w:right="0"/>
-        <w:rPr>
-          <w:szCs w:val="28"/>
-        </w:rPr>
-      </w:pPr>
-      <w:r>
-        <w:rPr>
-          <w:rFonts w:hint="eastAsia"/>
-          <w:szCs w:val="28"/>
-        </w:rPr>
-        <w:t>牧</w:t>
-      </w:r>
-    </w:p>
-    <w:p>
-      <w:pPr>
-        <w:pStyle w:val="a9"/>
-        <w:numPr>
-          <w:ilvl w:val="0"/>
-          <w:numId w:val="25"/>
-        </w:numPr>
-        <w:spacing w:after="0" w:line="400" w:lineRule="exact"/>
-        <w:ind w:leftChars="0" w:right="0"/>
-        <w:rPr>
-          <w:szCs w:val="28"/>
-        </w:rPr>
-      </w:pPr>
-      <w:r>
-        <w:rPr>
-          <w:rFonts w:hint="eastAsia"/>
-          <w:szCs w:val="28"/>
-        </w:rPr>
-        <w:t>放養牲畜。如：「畜牧」、「遊牧」、「牧羊」、「牧草」、「牧童」。</w:t>
-      </w:r>
-    </w:p>
-    <w:p>
-      <w:pPr>
-        <w:pStyle w:val="a9"/>
-        <w:numPr>
-          <w:ilvl w:val="0"/>
-          <w:numId w:val="25"/>
-        </w:numPr>
-        <w:spacing w:after="0" w:line="400" w:lineRule="exact"/>
-        <w:ind w:leftChars="0" w:right="0"/>
-        <w:rPr>
-          <w:szCs w:val="28"/>
-        </w:rPr>
-      </w:pPr>
-      <w:r>
-        <w:rPr>
-          <w:rFonts w:hint="eastAsia"/>
-          <w:szCs w:val="28"/>
-        </w:rPr>
-        <w:t>修養。如：「</w:t>
-      </w:r>
+        <w:ind w:leftChars="0" w:left="284" w:right="0" w:hanging="284"/>
+        <w:jc w:val="both"/>
+        <w:rPr>
+          <w:szCs w:val="28"/>
+        </w:rPr>
+      </w:pPr>
       <w:proofErr w:type="gramStart"/>
       <w:r>
         <w:rPr>
           <w:rFonts w:hint="eastAsia"/>
           <w:szCs w:val="28"/>
         </w:rPr>
-        <w:t>君子自牧</w:t>
+        <w:t>靛</w:t>
       </w:r>
       <w:proofErr w:type="gramEnd"/>
       <w:r>
@@ -2584,15 +2318,17 @@
           <w:rFonts w:hint="eastAsia"/>
           <w:szCs w:val="28"/>
         </w:rPr>
-        <w:t>」、「謙</w:t>
+        <w:t>(</w:t>
       </w:r>
       <w:proofErr w:type="gramStart"/>
       <w:r>
         <w:rPr>
           <w:rFonts w:hint="eastAsia"/>
-          <w:szCs w:val="28"/>
-        </w:rPr>
-        <w:t>以自牧</w:t>
+          <w:color w:val="FF0000"/>
+          <w:sz w:val="16"/>
+          <w:szCs w:val="16"/>
+        </w:rPr>
+        <w:t>ㄉㄧㄢˋ</w:t>
       </w:r>
       <w:proofErr w:type="gramEnd"/>
       <w:r>
@@ -2600,36 +2336,45 @@
           <w:rFonts w:hint="eastAsia"/>
           <w:szCs w:val="28"/>
         </w:rPr>
-        <w:t>」。</w:t>
-      </w:r>
-    </w:p>
-    <w:p>
-      <w:pPr>
-        <w:pStyle w:val="a9"/>
-        <w:numPr>
-          <w:ilvl w:val="0"/>
-          <w:numId w:val="25"/>
-        </w:numPr>
-        <w:spacing w:after="0" w:line="400" w:lineRule="exact"/>
-        <w:ind w:leftChars="0" w:right="0"/>
-        <w:rPr>
-          <w:szCs w:val="28"/>
-        </w:rPr>
-      </w:pPr>
-      <w:r>
-        <w:rPr>
-          <w:rFonts w:hint="eastAsia"/>
-          <w:szCs w:val="28"/>
-        </w:rPr>
-        <w:t>古代稱一州的長官為「牧」。如：「</w:t>
+        <w:t>)</w:t>
+      </w:r>
+      <w:r>
+        <w:rPr>
+          <w:rFonts w:hint="eastAsia"/>
+          <w:szCs w:val="28"/>
+        </w:rPr>
+        <w:t>青</w:t>
+      </w:r>
+      <w:r>
+        <w:rPr>
+          <w:rFonts w:hint="eastAsia"/>
+          <w:szCs w:val="28"/>
+        </w:rPr>
+        <w:t>：</w:t>
+      </w:r>
+      <w:r>
+        <w:rPr>
+          <w:rFonts w:hint="eastAsia"/>
+          <w:szCs w:val="28"/>
+        </w:rPr>
+        <w:t>指從藍草中提煉出來的深藍色、近乎墨綠的濃郁染料顏色。用來具體形容春天的江水綠得非常深邃</w:t>
+      </w:r>
+      <w:r>
+        <w:rPr>
+          <w:rFonts w:hint="eastAsia"/>
+          <w:szCs w:val="28"/>
+        </w:rPr>
+        <w:t>(</w:t>
       </w:r>
       <w:proofErr w:type="gramStart"/>
       <w:r>
         <w:rPr>
           <w:rFonts w:hint="eastAsia"/>
-          <w:szCs w:val="28"/>
-        </w:rPr>
-        <w:t>州牧</w:t>
+          <w:color w:val="FF0000"/>
+          <w:sz w:val="16"/>
+          <w:szCs w:val="16"/>
+        </w:rPr>
+        <w:t>ㄙㄨㄟˋ</w:t>
       </w:r>
       <w:proofErr w:type="gramEnd"/>
       <w:r>
@@ -2637,81 +2382,14 @@
           <w:rFonts w:hint="eastAsia"/>
           <w:szCs w:val="28"/>
         </w:rPr>
-        <w:t>」、「</w:t>
-      </w:r>
-      <w:proofErr w:type="gramStart"/>
-      <w:r>
-        <w:rPr>
-          <w:rFonts w:hint="eastAsia"/>
-          <w:szCs w:val="28"/>
-        </w:rPr>
-        <w:t>牧司</w:t>
-      </w:r>
-      <w:proofErr w:type="gramEnd"/>
-      <w:r>
-        <w:rPr>
-          <w:rFonts w:hint="eastAsia"/>
-          <w:szCs w:val="28"/>
-        </w:rPr>
-        <w:t>」、「</w:t>
-      </w:r>
-      <w:proofErr w:type="gramStart"/>
-      <w:r>
-        <w:rPr>
-          <w:rFonts w:hint="eastAsia"/>
-          <w:szCs w:val="28"/>
-        </w:rPr>
-        <w:t>牧守</w:t>
-      </w:r>
-      <w:proofErr w:type="gramEnd"/>
-      <w:r>
-        <w:rPr>
-          <w:rFonts w:hint="eastAsia"/>
-          <w:szCs w:val="28"/>
-        </w:rPr>
-        <w:t>」。</w:t>
-      </w:r>
-    </w:p>
-    <w:p>
-      <w:pPr>
-        <w:pStyle w:val="a9"/>
-        <w:numPr>
-          <w:ilvl w:val="0"/>
-          <w:numId w:val="25"/>
-        </w:numPr>
-        <w:spacing w:after="0" w:line="400" w:lineRule="exact"/>
-        <w:ind w:leftChars="0" w:right="0"/>
-        <w:rPr>
-          <w:szCs w:val="28"/>
-        </w:rPr>
-      </w:pPr>
-      <w:r>
-        <w:rPr>
-          <w:rFonts w:hint="eastAsia"/>
-          <w:szCs w:val="28"/>
-        </w:rPr>
-        <w:t>治理、管理。如：「牧民」。</w:t>
-      </w:r>
-    </w:p>
-    <w:p>
-      <w:pPr>
-        <w:pStyle w:val="a9"/>
-        <w:numPr>
-          <w:ilvl w:val="0"/>
-          <w:numId w:val="25"/>
-        </w:numPr>
-        <w:spacing w:after="0" w:line="400" w:lineRule="exact"/>
-        <w:ind w:leftChars="0" w:right="0"/>
-        <w:rPr>
-          <w:szCs w:val="28"/>
-        </w:rPr>
-      </w:pPr>
-      <w:r>
-        <w:rPr>
-          <w:rFonts w:hint="eastAsia"/>
-          <w:szCs w:val="28"/>
-        </w:rPr>
-        <w:t>牧師：基督教的傳教士。</w:t>
+        <w:t>)</w:t>
+      </w:r>
+      <w:r>
+        <w:rPr>
+          <w:rFonts w:hint="eastAsia"/>
+          <w:szCs w:val="28"/>
+        </w:rPr>
+        <w:t>、濃郁且澄澈。</w:t>
       </w:r>
     </w:p>
     <w:p>
@@ -2722,52 +2400,113 @@
           <w:numId w:val="19"/>
         </w:numPr>
         <w:spacing w:after="0" w:line="400" w:lineRule="exact"/>
-        <w:ind w:leftChars="0" w:right="0"/>
-        <w:rPr>
-          <w:szCs w:val="28"/>
-        </w:rPr>
-      </w:pPr>
-      <w:r>
-        <w:rPr>
-          <w:rFonts w:hint="eastAsia"/>
-          <w:szCs w:val="28"/>
-        </w:rPr>
-        <w:t>照應：</w:t>
-      </w:r>
-      <w:r>
-        <w:rPr>
-          <w:rFonts w:hint="eastAsia"/>
-          <w:szCs w:val="28"/>
-        </w:rPr>
-        <w:t>照顧料理</w:t>
-      </w:r>
-      <w:r>
-        <w:rPr>
-          <w:rFonts w:hint="eastAsia"/>
-          <w:szCs w:val="28"/>
-        </w:rPr>
-        <w:t>；</w:t>
-      </w:r>
-      <w:r>
-        <w:rPr>
-          <w:rFonts w:hint="eastAsia"/>
-          <w:szCs w:val="28"/>
-        </w:rPr>
-        <w:t>關照呼應</w:t>
-      </w:r>
-      <w:r>
-        <w:rPr>
-          <w:rFonts w:hint="eastAsia"/>
-          <w:szCs w:val="28"/>
-        </w:rPr>
-        <w:t>；</w:t>
-      </w:r>
-      <w:r>
-        <w:rPr>
-          <w:rFonts w:hint="eastAsia"/>
-          <w:szCs w:val="28"/>
-        </w:rPr>
-        <w:t>配合。</w:t>
+        <w:ind w:leftChars="0" w:left="284" w:right="0" w:hanging="426"/>
+        <w:jc w:val="both"/>
+        <w:rPr>
+          <w:szCs w:val="28"/>
+        </w:rPr>
+      </w:pPr>
+      <w:proofErr w:type="gramStart"/>
+      <w:r>
+        <w:rPr>
+          <w:rFonts w:hint="eastAsia"/>
+          <w:szCs w:val="28"/>
+        </w:rPr>
+        <w:t>絢</w:t>
+      </w:r>
+      <w:proofErr w:type="gramEnd"/>
+      <w:r>
+        <w:rPr>
+          <w:rFonts w:hint="eastAsia"/>
+          <w:szCs w:val="28"/>
+        </w:rPr>
+        <w:t>(</w:t>
+      </w:r>
+      <w:proofErr w:type="gramStart"/>
+      <w:r>
+        <w:rPr>
+          <w:rFonts w:hint="eastAsia"/>
+          <w:color w:val="FF0000"/>
+          <w:sz w:val="16"/>
+          <w:szCs w:val="16"/>
+        </w:rPr>
+        <w:t>ㄒㄩㄢˋ</w:t>
+      </w:r>
+      <w:proofErr w:type="gramEnd"/>
+      <w:r>
+        <w:rPr>
+          <w:rFonts w:hint="eastAsia"/>
+          <w:szCs w:val="28"/>
+        </w:rPr>
+        <w:t>)</w:t>
+      </w:r>
+      <w:r>
+        <w:rPr>
+          <w:rFonts w:hint="eastAsia"/>
+          <w:szCs w:val="28"/>
+        </w:rPr>
+        <w:t>麗</w:t>
+      </w:r>
+      <w:r>
+        <w:rPr>
+          <w:rFonts w:hint="eastAsia"/>
+          <w:szCs w:val="28"/>
+        </w:rPr>
+        <w:t>：</w:t>
+      </w:r>
+      <w:r>
+        <w:rPr>
+          <w:rFonts w:hint="eastAsia"/>
+          <w:szCs w:val="28"/>
+        </w:rPr>
+        <w:t>形容</w:t>
+      </w:r>
+      <w:r>
+        <w:rPr>
+          <w:rFonts w:hint="eastAsia"/>
+          <w:szCs w:val="28"/>
+          <w:u w:val="single"/>
+        </w:rPr>
+        <w:t>江南</w:t>
+      </w:r>
+      <w:r>
+        <w:rPr>
+          <w:rFonts w:hint="eastAsia"/>
+          <w:szCs w:val="28"/>
+        </w:rPr>
+        <w:t>春天色彩極其耀眼、繁複且燦爛奪目的視覺美感，尤指「</w:t>
+      </w:r>
+      <w:proofErr w:type="gramStart"/>
+      <w:r>
+        <w:rPr>
+          <w:rFonts w:hint="eastAsia"/>
+          <w:szCs w:val="28"/>
+        </w:rPr>
+        <w:t>紅勝火</w:t>
+      </w:r>
+      <w:proofErr w:type="gramEnd"/>
+      <w:r>
+        <w:rPr>
+          <w:rFonts w:hint="eastAsia"/>
+          <w:szCs w:val="28"/>
+        </w:rPr>
+        <w:t>」與「</w:t>
+      </w:r>
+      <w:proofErr w:type="gramStart"/>
+      <w:r>
+        <w:rPr>
+          <w:rFonts w:hint="eastAsia"/>
+          <w:szCs w:val="28"/>
+        </w:rPr>
+        <w:t>綠如藍</w:t>
+      </w:r>
+      <w:proofErr w:type="gramEnd"/>
+      <w:r>
+        <w:rPr>
+          <w:rFonts w:hint="eastAsia"/>
+          <w:szCs w:val="28"/>
+        </w:rPr>
+        <w:t>」交織出的燦爛畫面。</w:t>
       </w:r>
     </w:p>
     <w:p>
@@ -2778,17 +2517,18 @@
           <w:numId w:val="19"/>
         </w:numPr>
         <w:spacing w:after="0" w:line="400" w:lineRule="exact"/>
-        <w:ind w:leftChars="0" w:right="0"/>
-        <w:rPr>
-          <w:szCs w:val="28"/>
-        </w:rPr>
-      </w:pPr>
-      <w:r>
-        <w:rPr>
-          <w:rFonts w:hint="eastAsia"/>
-          <w:szCs w:val="28"/>
-        </w:rPr>
-        <w:t>演繹</w:t>
+        <w:ind w:leftChars="0" w:left="284" w:right="0" w:hanging="426"/>
+        <w:jc w:val="both"/>
+        <w:rPr>
+          <w:szCs w:val="28"/>
+        </w:rPr>
+      </w:pPr>
+      <w:r>
+        <w:rPr>
+          <w:rFonts w:hint="eastAsia"/>
+          <w:szCs w:val="28"/>
+        </w:rPr>
+        <w:t>淋漓盡致</w:t>
       </w:r>
       <w:r>
         <w:rPr>
@@ -2802,57 +2542,35 @@
           <w:rFonts w:hint="eastAsia"/>
           <w:szCs w:val="28"/>
         </w:rPr>
-        <w:t>一種純粹形式的推理方法。要求前提與結論間具有必然性之可推關係。一般演繹法多為由普遍原理以推定特殊事</w:t>
-      </w:r>
-      <w:proofErr w:type="gramStart"/>
-      <w:r>
-        <w:rPr>
-          <w:rFonts w:hint="eastAsia"/>
-          <w:szCs w:val="28"/>
-        </w:rPr>
-        <w:t>象</w:t>
-      </w:r>
-      <w:proofErr w:type="gramEnd"/>
-      <w:r>
-        <w:rPr>
-          <w:rFonts w:hint="eastAsia"/>
-          <w:szCs w:val="28"/>
-        </w:rPr>
-        <w:t>。也稱為「外</w:t>
-      </w:r>
-      <w:proofErr w:type="gramStart"/>
-      <w:r>
-        <w:rPr>
-          <w:rFonts w:hint="eastAsia"/>
-          <w:szCs w:val="28"/>
-        </w:rPr>
-        <w:t>籀</w:t>
-      </w:r>
-      <w:proofErr w:type="gramEnd"/>
-      <w:r>
-        <w:rPr>
-          <w:rFonts w:hint="eastAsia"/>
-          <w:szCs w:val="28"/>
-        </w:rPr>
-        <w:t>(</w:t>
-      </w:r>
-      <w:proofErr w:type="gramStart"/>
-      <w:r>
-        <w:rPr>
-          <w:rFonts w:hint="eastAsia"/>
-          <w:color w:val="FF0000"/>
-          <w:sz w:val="16"/>
-          <w:szCs w:val="16"/>
-        </w:rPr>
-        <w:t>ㄓㄡˋ</w:t>
-      </w:r>
-      <w:proofErr w:type="gramEnd"/>
-      <w:r>
-        <w:rPr>
-          <w:rFonts w:hint="eastAsia"/>
-          <w:szCs w:val="28"/>
-        </w:rPr>
-        <w:t>)」。</w:t>
+        <w:t>形容詩人將</w:t>
+      </w:r>
+      <w:r>
+        <w:rPr>
+          <w:rFonts w:hint="eastAsia"/>
+          <w:szCs w:val="28"/>
+          <w:u w:val="single"/>
+        </w:rPr>
+        <w:t>江南</w:t>
+      </w:r>
+      <w:r>
+        <w:rPr>
+          <w:rFonts w:hint="eastAsia"/>
+          <w:szCs w:val="28"/>
+        </w:rPr>
+        <w:t>春天的盎然生機與濃郁色彩，發揮、表達得極其飽滿</w:t>
+      </w:r>
+      <w:r>
+        <w:rPr>
+          <w:szCs w:val="28"/>
+        </w:rPr>
+        <w:br/>
+      </w:r>
+      <w:r>
+        <w:rPr>
+          <w:rFonts w:hint="eastAsia"/>
+          <w:szCs w:val="28"/>
+        </w:rPr>
+        <w:t>、徹底且毫無保留，讓讀者能完全感受其美景。</w:t>
       </w:r>
     </w:p>
     <w:p>
@@ -2863,53 +2581,44 @@
           <w:numId w:val="19"/>
         </w:numPr>
         <w:spacing w:after="0" w:line="400" w:lineRule="exact"/>
-        <w:ind w:leftChars="0" w:right="0"/>
-        <w:rPr>
-          <w:szCs w:val="28"/>
-        </w:rPr>
-      </w:pPr>
-      <w:r>
-        <w:rPr>
-          <w:rFonts w:hint="eastAsia"/>
-          <w:szCs w:val="28"/>
-        </w:rPr>
-        <w:t>映襯</w:t>
-      </w:r>
-      <w:r>
-        <w:rPr>
-          <w:rFonts w:hint="eastAsia"/>
-          <w:szCs w:val="28"/>
-        </w:rPr>
-        <w:t>：</w:t>
-      </w:r>
-    </w:p>
-    <w:p>
-      <w:pPr>
-        <w:pStyle w:val="a9"/>
-        <w:numPr>
-          <w:ilvl w:val="0"/>
-          <w:numId w:val="28"/>
-        </w:numPr>
-        <w:spacing w:after="0" w:line="400" w:lineRule="exact"/>
-        <w:ind w:leftChars="0" w:right="0"/>
-        <w:rPr>
-          <w:szCs w:val="28"/>
-        </w:rPr>
-      </w:pPr>
-      <w:r>
-        <w:rPr>
-          <w:rFonts w:hint="eastAsia"/>
-          <w:szCs w:val="28"/>
-        </w:rPr>
-        <w:t>映照烘托。【例】這棟建築紅</w:t>
+        <w:ind w:leftChars="0" w:left="284" w:right="0" w:hanging="426"/>
+        <w:jc w:val="both"/>
+        <w:rPr>
+          <w:szCs w:val="28"/>
+        </w:rPr>
+      </w:pPr>
+      <w:r>
+        <w:rPr>
+          <w:rFonts w:hint="eastAsia"/>
+          <w:szCs w:val="28"/>
+        </w:rPr>
+        <w:t>反詰</w:t>
+      </w:r>
+      <w:r>
+        <w:rPr>
+          <w:rFonts w:hint="eastAsia"/>
+          <w:szCs w:val="28"/>
+        </w:rPr>
+        <w:t>(</w:t>
       </w:r>
       <w:proofErr w:type="gramStart"/>
       <w:r>
         <w:rPr>
           <w:rFonts w:hint="eastAsia"/>
-          <w:szCs w:val="28"/>
-        </w:rPr>
-        <w:t>牆碧瓦，</w:t>
+          <w:color w:val="FF0000"/>
+          <w:sz w:val="16"/>
+          <w:szCs w:val="16"/>
+        </w:rPr>
+        <w:t>ㄐㄧㄝ</w:t>
+      </w:r>
+      <w:r>
+        <w:rPr>
+          <w:rFonts w:hint="eastAsia"/>
+          <w:color w:val="FF0000"/>
+          <w:sz w:val="16"/>
+          <w:szCs w:val="16"/>
+        </w:rPr>
+        <w:t>ˊ</w:t>
       </w:r>
       <w:proofErr w:type="gramEnd"/>
       <w:r>
@@ -2917,28 +2626,30 @@
           <w:rFonts w:hint="eastAsia"/>
           <w:szCs w:val="28"/>
         </w:rPr>
-        <w:t>互相映襯，煞是好看。</w:t>
-      </w:r>
-    </w:p>
-    <w:p>
-      <w:pPr>
-        <w:pStyle w:val="a9"/>
-        <w:numPr>
-          <w:ilvl w:val="0"/>
-          <w:numId w:val="28"/>
-        </w:numPr>
-        <w:spacing w:after="0" w:line="400" w:lineRule="exact"/>
-        <w:ind w:leftChars="0" w:right="0"/>
-        <w:rPr>
-          <w:szCs w:val="28"/>
-        </w:rPr>
-      </w:pPr>
-      <w:r>
-        <w:rPr>
-          <w:rFonts w:hint="eastAsia"/>
-          <w:szCs w:val="28"/>
-        </w:rPr>
-        <w:t>將兩種不同的，特別是相反的觀念或事實，對列比較，從而使語氣增強、意義更為明顯的修辭法。</w:t>
+        <w:t>)：</w:t>
+      </w:r>
+      <w:r>
+        <w:rPr>
+          <w:rFonts w:hint="eastAsia"/>
+          <w:szCs w:val="28"/>
+        </w:rPr>
+        <w:t>即「反問」修辭法。這裡指詩人明知故問，用「能</w:t>
+      </w:r>
+      <w:proofErr w:type="gramStart"/>
+      <w:r>
+        <w:rPr>
+          <w:rFonts w:hint="eastAsia"/>
+          <w:szCs w:val="28"/>
+        </w:rPr>
+        <w:t>不</w:t>
+      </w:r>
+      <w:proofErr w:type="gramEnd"/>
+      <w:r>
+        <w:rPr>
+          <w:rFonts w:hint="eastAsia"/>
+          <w:szCs w:val="28"/>
+        </w:rPr>
+        <w:t>憶江南？」來加強語氣，藉以表達無可置疑、無可動搖的眷戀之情。</w:t>
       </w:r>
     </w:p>
     <w:p>
@@ -2949,21 +2660,151 @@
           <w:numId w:val="19"/>
         </w:numPr>
         <w:spacing w:after="0" w:line="400" w:lineRule="exact"/>
-        <w:ind w:leftChars="0" w:right="0"/>
-        <w:rPr>
-          <w:szCs w:val="28"/>
-        </w:rPr>
-      </w:pPr>
-      <w:r>
-        <w:rPr>
-          <w:rFonts w:hint="eastAsia"/>
-          <w:szCs w:val="28"/>
-        </w:rPr>
-        <w:t>收束：結束</w:t>
+        <w:ind w:leftChars="0" w:left="284" w:right="0" w:hanging="426"/>
+        <w:jc w:val="both"/>
+        <w:rPr>
+          <w:szCs w:val="28"/>
+        </w:rPr>
+      </w:pPr>
+      <w:r>
+        <w:rPr>
+          <w:rFonts w:hint="eastAsia"/>
+          <w:szCs w:val="28"/>
+        </w:rPr>
+        <w:t>餘音裊裊</w:t>
+      </w:r>
+      <w:r>
+        <w:rPr>
+          <w:rFonts w:hint="eastAsia"/>
+          <w:szCs w:val="28"/>
+        </w:rPr>
+        <w:t>(</w:t>
+      </w:r>
+      <w:proofErr w:type="gramStart"/>
+      <w:r>
+        <w:rPr>
+          <w:rFonts w:hint="eastAsia"/>
+          <w:color w:val="FF0000"/>
+          <w:sz w:val="16"/>
+          <w:szCs w:val="16"/>
+        </w:rPr>
+        <w:t>ㄋㄧㄠ</w:t>
+      </w:r>
+      <w:r>
+        <w:rPr>
+          <w:rFonts w:hint="eastAsia"/>
+          <w:color w:val="FF0000"/>
+          <w:sz w:val="16"/>
+          <w:szCs w:val="16"/>
+        </w:rPr>
+        <w:t>ˇ</w:t>
+      </w:r>
+      <w:proofErr w:type="gramEnd"/>
+      <w:r>
+        <w:rPr>
+          <w:rFonts w:hint="eastAsia"/>
+          <w:szCs w:val="28"/>
+        </w:rPr>
+        <w:t>)：</w:t>
+      </w:r>
+      <w:r>
+        <w:rPr>
+          <w:rFonts w:hint="eastAsia"/>
+          <w:szCs w:val="28"/>
+        </w:rPr>
+        <w:t>形容詞作結尾的反問句留下了無窮的想像空間與情感餘韻，如同美妙的音樂結束後，聲音仍在耳畔輕柔飄蕩、久久不散。</w:t>
+      </w:r>
+    </w:p>
+    <w:p>
+      <w:pPr>
+        <w:pStyle w:val="a9"/>
+        <w:numPr>
+          <w:ilvl w:val="0"/>
+          <w:numId w:val="19"/>
+        </w:numPr>
+        <w:spacing w:after="0" w:line="400" w:lineRule="exact"/>
+        <w:ind w:leftChars="0" w:left="284" w:right="0" w:hanging="426"/>
+        <w:jc w:val="both"/>
+        <w:rPr>
+          <w:szCs w:val="28"/>
+        </w:rPr>
+      </w:pPr>
+      <w:r>
+        <w:rPr>
+          <w:rFonts w:hint="eastAsia"/>
+          <w:szCs w:val="28"/>
+        </w:rPr>
+        <w:t>動人心弦</w:t>
+      </w:r>
+      <w:r>
+        <w:rPr>
+          <w:rFonts w:hint="eastAsia"/>
+          <w:szCs w:val="28"/>
+        </w:rPr>
+        <w:t>：</w:t>
+      </w:r>
+      <w:r>
+        <w:rPr>
+          <w:rFonts w:hint="eastAsia"/>
+          <w:szCs w:val="28"/>
+        </w:rPr>
+        <w:t>形容詩人真摯、深切的情感具有極大的感染力，深深地撥動了讀者的心，激起內心強烈的共鳴與感動。</w:t>
+      </w:r>
+    </w:p>
+    <w:p>
+      <w:pPr>
+        <w:pStyle w:val="a9"/>
+        <w:numPr>
+          <w:ilvl w:val="0"/>
+          <w:numId w:val="19"/>
+        </w:numPr>
+        <w:spacing w:after="0" w:line="400" w:lineRule="exact"/>
+        <w:ind w:leftChars="0" w:left="284" w:right="0" w:hanging="426"/>
+        <w:jc w:val="both"/>
+        <w:rPr>
+          <w:rFonts w:hint="eastAsia"/>
+          <w:szCs w:val="28"/>
+        </w:rPr>
+      </w:pPr>
+      <w:r>
+        <w:rPr>
+          <w:rFonts w:hint="eastAsia"/>
+          <w:szCs w:val="28"/>
+        </w:rPr>
+        <w:t>勾勒</w:t>
+      </w:r>
+      <w:r>
+        <w:rPr>
+          <w:rFonts w:hint="eastAsia"/>
+          <w:szCs w:val="28"/>
+        </w:rPr>
+        <w:t>：</w:t>
+      </w:r>
+      <w:r>
+        <w:rPr>
+          <w:rFonts w:hint="eastAsia"/>
+          <w:szCs w:val="28"/>
+        </w:rPr>
+        <w:t>指詩人用簡練的筆墨，像畫家畫素描一樣，描繪出</w:t>
+      </w:r>
+      <w:r>
+        <w:rPr>
+          <w:rFonts w:hint="eastAsia"/>
+          <w:szCs w:val="28"/>
+          <w:u w:val="single"/>
+        </w:rPr>
+        <w:t>江南</w:t>
+      </w:r>
+      <w:r>
+        <w:rPr>
+          <w:rFonts w:hint="eastAsia"/>
+          <w:szCs w:val="28"/>
+        </w:rPr>
+        <w:t>春景與依依深情的輪廓與線條。</w:t>
       </w:r>
     </w:p>
     <w:sectPr>
-      <w:footerReference w:type="default" r:id="rId13"/>
+      <w:footerReference w:type="default" r:id="rId8"/>
       <w:pgSz w:w="11906" w:h="16838"/>
       <w:pgMar w:top="567" w:right="851" w:bottom="567" w:left="851" w:header="567" w:footer="0" w:gutter="0"/>
       <w:cols w:space="720"/>
@@ -2974,7 +2815,7 @@
 </file>
 
 <file path=word/endnotes.xml><?xml version="1.0" encoding="utf-8"?>
-<w:endnotes xmlns:wpc="http://schemas.microsoft.com/office/word/2010/wordprocessingCanvas" xmlns:cx="http://schemas.microsoft.com/office/drawing/2014/chartex" xmlns:cx1="http://schemas.microsoft.com/office/drawing/2015/9/8/chartex" xmlns:cx2="http://schemas.microsoft.com/office/drawing/2015/10/21/chartex" xmlns:cx3="http://schemas.microsoft.com/office/drawing/2016/5/9/chartex" xmlns:cx4="http://schemas.microsoft.com/office/drawing/2016/5/10/chartex" xmlns:cx5="http://schemas.microsoft.com/office/drawing/2016/5/11/chartex" xmlns:cx6="http://schemas.microsoft.com/office/drawing/2016/5/12/chartex" xmlns:cx7="http://schemas.microsoft.com/office/drawing/2016/5/13/chartex" xmlns:cx8="http://schemas.microsoft.com/office/drawing/2016/5/14/chartex" xmlns:mc="http://schemas.openxmlformats.org/markup-compatibility/2006" xmlns:aink="http://schemas.microsoft.com/office/drawing/2016/ink" xmlns:am3d="http://schemas.microsoft.com/office/drawing/2017/model3d" xmlns:o="urn:schemas-microsoft-com:office:office" xmlns:oel="http://schemas.microsoft.com/office/2019/extlst" xmlns:r="http://schemas.openxmlformats.org/officeDocument/2006/relationships" xmlns:m="http://schemas.openxmlformats.org/officeDocument/2006/math" xmlns:v="urn:schemas-microsoft-com:vml" xmlns:wp14="http://schemas.microsoft.com/office/word/2010/wordprocessingDrawing" xmlns:wp="http://schemas.openxmlformats.org/drawingml/2006/wordprocessingDrawing" xmlns:w10="urn:schemas-microsoft-com:office:word" xmlns:w="http://schemas.openxmlformats.org/wordprocessingml/2006/main" xmlns:w14="http://schemas.microsoft.com/office/word/2010/wordml" xmlns:w15="http://schemas.microsoft.com/office/word/2012/wordml" xmlns:w16cex="http://schemas.microsoft.com/office/word/2018/wordml/cex" xmlns:w16cid="http://schemas.microsoft.com/office/word/2016/wordml/cid" xmlns:w16="http://schemas.microsoft.com/office/word/2018/wordml" xmlns:w16du="http://schemas.microsoft.com/office/word/2023/wordml/word16du" xmlns:w16sdtdh="http://schemas.microsoft.com/office/word/2020/wordml/sdtdatahash" xmlns:w16se="http://schemas.microsoft.com/office/word/2015/wordml/symex" xmlns:wpg="http://schemas.microsoft.com/office/word/2010/wordprocessingGroup" xmlns:wpi="http://schemas.microsoft.com/office/word/2010/wordprocessingInk" xmlns:wne="http://schemas.microsoft.com/office/word/2006/wordml" xmlns:wps="http://schemas.microsoft.com/office/word/2010/wordprocessingShape" mc:Ignorable="w14 w15 w16se w16cid w16 w16cex w16sdtdh wp14">
+<w:endnotes xmlns:wpc="http://schemas.microsoft.com/office/word/2010/wordprocessingCanvas" xmlns:cx="http://schemas.microsoft.com/office/drawing/2014/chartex" xmlns:cx1="http://schemas.microsoft.com/office/drawing/2015/9/8/chartex" xmlns:cx2="http://schemas.microsoft.com/office/drawing/2015/10/21/chartex" xmlns:cx3="http://schemas.microsoft.com/office/drawing/2016/5/9/chartex" xmlns:cx4="http://schemas.microsoft.com/office/drawing/2016/5/10/chartex" xmlns:cx5="http://schemas.microsoft.com/office/drawing/2016/5/11/chartex" xmlns:cx6="http://schemas.microsoft.com/office/drawing/2016/5/12/chartex" xmlns:cx7="http://schemas.microsoft.com/office/drawing/2016/5/13/chartex" xmlns:cx8="http://schemas.microsoft.com/office/drawing/2016/5/14/chartex" xmlns:mc="http://schemas.openxmlformats.org/markup-compatibility/2006" xmlns:aink="http://schemas.microsoft.com/office/drawing/2016/ink" xmlns:am3d="http://schemas.microsoft.com/office/drawing/2017/model3d" xmlns:o="urn:schemas-microsoft-com:office:office" xmlns:r="http://schemas.openxmlformats.org/officeDocument/2006/relationships" xmlns:m="http://schemas.openxmlformats.org/officeDocument/2006/math" xmlns:v="urn:schemas-microsoft-com:vml" xmlns:wp14="http://schemas.microsoft.com/office/word/2010/wordprocessingDrawing" xmlns:wp="http://schemas.openxmlformats.org/drawingml/2006/wordprocessingDrawing" xmlns:w10="urn:schemas-microsoft-com:office:word" xmlns:w="http://schemas.openxmlformats.org/wordprocessingml/2006/main" xmlns:w14="http://schemas.microsoft.com/office/word/2010/wordml" xmlns:w15="http://schemas.microsoft.com/office/word/2012/wordml" xmlns:w16cex="http://schemas.microsoft.com/office/word/2018/wordml/cex" xmlns:w16cid="http://schemas.microsoft.com/office/word/2016/wordml/cid" xmlns:w16="http://schemas.microsoft.com/office/word/2018/wordml" xmlns:w16sdtdh="http://schemas.microsoft.com/office/word/2020/wordml/sdtdatahash" xmlns:w16se="http://schemas.microsoft.com/office/word/2015/wordml/symex" xmlns:wpg="http://schemas.microsoft.com/office/word/2010/wordprocessingGroup" xmlns:wpi="http://schemas.microsoft.com/office/word/2010/wordprocessingInk" xmlns:wne="http://schemas.microsoft.com/office/word/2006/wordml" xmlns:wps="http://schemas.microsoft.com/office/word/2010/wordprocessingShape" mc:Ignorable="w14 w15 w16se w16cid w16 w16cex w16sdtdh wp14">
   <w:endnote w:type="separator" w:id="-1">
     <w:p>
       <w:pPr>
@@ -2999,7 +2840,7 @@
 </file>
 
 <file path=word/footer1.xml><?xml version="1.0" encoding="utf-8"?>
-<w:ftr xmlns:wpc="http://schemas.microsoft.com/office/word/2010/wordprocessingCanvas" xmlns:cx="http://schemas.microsoft.com/office/drawing/2014/chartex" xmlns:cx1="http://schemas.microsoft.com/office/drawing/2015/9/8/chartex" xmlns:cx2="http://schemas.microsoft.com/office/drawing/2015/10/21/chartex" xmlns:cx3="http://schemas.microsoft.com/office/drawing/2016/5/9/chartex" xmlns:cx4="http://schemas.microsoft.com/office/drawing/2016/5/10/chartex" xmlns:cx5="http://schemas.microsoft.com/office/drawing/2016/5/11/chartex" xmlns:cx6="http://schemas.microsoft.com/office/drawing/2016/5/12/chartex" xmlns:cx7="http://schemas.microsoft.com/office/drawing/2016/5/13/chartex" xmlns:cx8="http://schemas.microsoft.com/office/drawing/2016/5/14/chartex" xmlns:mc="http://schemas.openxmlformats.org/markup-compatibility/2006" xmlns:aink="http://schemas.microsoft.com/office/drawing/2016/ink" xmlns:am3d="http://schemas.microsoft.com/office/drawing/2017/model3d" xmlns:o="urn:schemas-microsoft-com:office:office" xmlns:oel="http://schemas.microsoft.com/office/2019/extlst" xmlns:r="http://schemas.openxmlformats.org/officeDocument/2006/relationships" xmlns:m="http://schemas.openxmlformats.org/officeDocument/2006/math" xmlns:v="urn:schemas-microsoft-com:vml" xmlns:wp14="http://schemas.microsoft.com/office/word/2010/wordprocessingDrawing" xmlns:wp="http://schemas.openxmlformats.org/drawingml/2006/wordprocessingDrawing" xmlns:w10="urn:schemas-microsoft-com:office:word" xmlns:w="http://schemas.openxmlformats.org/wordprocessingml/2006/main" xmlns:w14="http://schemas.microsoft.com/office/word/2010/wordml" xmlns:w15="http://schemas.microsoft.com/office/word/2012/wordml" xmlns:w16cex="http://schemas.microsoft.com/office/word/2018/wordml/cex" xmlns:w16cid="http://schemas.microsoft.com/office/word/2016/wordml/cid" xmlns:w16="http://schemas.microsoft.com/office/word/2018/wordml" xmlns:w16du="http://schemas.microsoft.com/office/word/2023/wordml/word16du" xmlns:w16sdtdh="http://schemas.microsoft.com/office/word/2020/wordml/sdtdatahash" xmlns:w16se="http://schemas.microsoft.com/office/word/2015/wordml/symex" xmlns:wpg="http://schemas.microsoft.com/office/word/2010/wordprocessingGroup" xmlns:wpi="http://schemas.microsoft.com/office/word/2010/wordprocessingInk" xmlns:wne="http://schemas.microsoft.com/office/word/2006/wordml" xmlns:wps="http://schemas.microsoft.com/office/word/2010/wordprocessingShape" mc:Ignorable="w14 w15 w16se w16cid w16 w16cex w16sdtdh wp14">
+<w:ftr xmlns:wpc="http://schemas.microsoft.com/office/word/2010/wordprocessingCanvas" xmlns:cx="http://schemas.microsoft.com/office/drawing/2014/chartex" xmlns:cx1="http://schemas.microsoft.com/office/drawing/2015/9/8/chartex" xmlns:cx2="http://schemas.microsoft.com/office/drawing/2015/10/21/chartex" xmlns:cx3="http://schemas.microsoft.com/office/drawing/2016/5/9/chartex" xmlns:cx4="http://schemas.microsoft.com/office/drawing/2016/5/10/chartex" xmlns:cx5="http://schemas.microsoft.com/office/drawing/2016/5/11/chartex" xmlns:cx6="http://schemas.microsoft.com/office/drawing/2016/5/12/chartex" xmlns:cx7="http://schemas.microsoft.com/office/drawing/2016/5/13/chartex" xmlns:cx8="http://schemas.microsoft.com/office/drawing/2016/5/14/chartex" xmlns:mc="http://schemas.openxmlformats.org/markup-compatibility/2006" xmlns:aink="http://schemas.microsoft.com/office/drawing/2016/ink" xmlns:am3d="http://schemas.microsoft.com/office/drawing/2017/model3d" xmlns:o="urn:schemas-microsoft-com:office:office" xmlns:r="http://schemas.openxmlformats.org/officeDocument/2006/relationships" xmlns:m="http://schemas.openxmlformats.org/officeDocument/2006/math" xmlns:v="urn:schemas-microsoft-com:vml" xmlns:wp14="http://schemas.microsoft.com/office/word/2010/wordprocessingDrawing" xmlns:wp="http://schemas.openxmlformats.org/drawingml/2006/wordprocessingDrawing" xmlns:w10="urn:schemas-microsoft-com:office:word" xmlns:w="http://schemas.openxmlformats.org/wordprocessingml/2006/main" xmlns:w14="http://schemas.microsoft.com/office/word/2010/wordml" xmlns:w15="http://schemas.microsoft.com/office/word/2012/wordml" xmlns:w16cex="http://schemas.microsoft.com/office/word/2018/wordml/cex" xmlns:w16cid="http://schemas.microsoft.com/office/word/2016/wordml/cid" xmlns:w16="http://schemas.microsoft.com/office/word/2018/wordml" xmlns:w16sdtdh="http://schemas.microsoft.com/office/word/2020/wordml/sdtdatahash" xmlns:w16se="http://schemas.microsoft.com/office/word/2015/wordml/symex" xmlns:wpg="http://schemas.microsoft.com/office/word/2010/wordprocessingGroup" xmlns:wpi="http://schemas.microsoft.com/office/word/2010/wordprocessingInk" xmlns:wne="http://schemas.microsoft.com/office/word/2006/wordml" xmlns:wps="http://schemas.microsoft.com/office/word/2010/wordprocessingShape" mc:Ignorable="w14 w15 w16se w16cid w16 w16cex w16sdtdh wp14">
   <w:sdt>
     <w:sdtPr>
       <w:id w:val="-287738583"/>
@@ -3008,10 +2849,12 @@
         <w:docPartUnique/>
       </w:docPartObj>
     </w:sdtPr>
+    <w:sdtEndPr/>
     <w:sdtContent>
       <w:p>
         <w:pPr>
           <w:pStyle w:val="a5"/>
+          <w:ind w:right="-2"/>
           <w:jc w:val="right"/>
         </w:pPr>
         <w:r>
@@ -3050,7 +2893,7 @@
 </file>
 
 <file path=word/footnotes.xml><?xml version="1.0" encoding="utf-8"?>
-<w:footnotes xmlns:wpc="http://schemas.microsoft.com/office/word/2010/wordprocessingCanvas" xmlns:cx="http://schemas.microsoft.com/office/drawing/2014/chartex" xmlns:cx1="http://schemas.microsoft.com/office/drawing/2015/9/8/chartex" xmlns:cx2="http://schemas.microsoft.com/office/drawing/2015/10/21/chartex" xmlns:cx3="http://schemas.microsoft.com/office/drawing/2016/5/9/chartex" xmlns:cx4="http://schemas.microsoft.com/office/drawing/2016/5/10/chartex" xmlns:cx5="http://schemas.microsoft.com/office/drawing/2016/5/11/chartex" xmlns:cx6="http://schemas.microsoft.com/office/drawing/2016/5/12/chartex" xmlns:cx7="http://schemas.microsoft.com/office/drawing/2016/5/13/chartex" xmlns:cx8="http://schemas.microsoft.com/office/drawing/2016/5/14/chartex" xmlns:mc="http://schemas.openxmlformats.org/markup-compatibility/2006" xmlns:aink="http://schemas.microsoft.com/office/drawing/2016/ink" xmlns:am3d="http://schemas.microsoft.com/office/drawing/2017/model3d" xmlns:o="urn:schemas-microsoft-com:office:office" xmlns:oel="http://schemas.microsoft.com/office/2019/extlst" xmlns:r="http://schemas.openxmlformats.org/officeDocument/2006/relationships" xmlns:m="http://schemas.openxmlformats.org/officeDocument/2006/math" xmlns:v="urn:schemas-microsoft-com:vml" xmlns:wp14="http://schemas.microsoft.com/office/word/2010/wordprocessingDrawing" xmlns:wp="http://schemas.openxmlformats.org/drawingml/2006/wordprocessingDrawing" xmlns:w10="urn:schemas-microsoft-com:office:word" xmlns:w="http://schemas.openxmlformats.org/wordprocessingml/2006/main" xmlns:w14="http://schemas.microsoft.com/office/word/2010/wordml" xmlns:w15="http://schemas.microsoft.com/office/word/2012/wordml" xmlns:w16cex="http://schemas.microsoft.com/office/word/2018/wordml/cex" xmlns:w16cid="http://schemas.microsoft.com/office/word/2016/wordml/cid" xmlns:w16="http://schemas.microsoft.com/office/word/2018/wordml" xmlns:w16du="http://schemas.microsoft.com/office/word/2023/wordml/word16du" xmlns:w16sdtdh="http://schemas.microsoft.com/office/word/2020/wordml/sdtdatahash" xmlns:w16se="http://schemas.microsoft.com/office/word/2015/wordml/symex" xmlns:wpg="http://schemas.microsoft.com/office/word/2010/wordprocessingGroup" xmlns:wpi="http://schemas.microsoft.com/office/word/2010/wordprocessingInk" xmlns:wne="http://schemas.microsoft.com/office/word/2006/wordml" xmlns:wps="http://schemas.microsoft.com/office/word/2010/wordprocessingShape" mc:Ignorable="w14 w15 w16se w16cid w16 w16cex w16sdtdh wp14">
+<w:footnotes xmlns:wpc="http://schemas.microsoft.com/office/word/2010/wordprocessingCanvas" xmlns:cx="http://schemas.microsoft.com/office/drawing/2014/chartex" xmlns:cx1="http://schemas.microsoft.com/office/drawing/2015/9/8/chartex" xmlns:cx2="http://schemas.microsoft.com/office/drawing/2015/10/21/chartex" xmlns:cx3="http://schemas.microsoft.com/office/drawing/2016/5/9/chartex" xmlns:cx4="http://schemas.microsoft.com/office/drawing/2016/5/10/chartex" xmlns:cx5="http://schemas.microsoft.com/office/drawing/2016/5/11/chartex" xmlns:cx6="http://schemas.microsoft.com/office/drawing/2016/5/12/chartex" xmlns:cx7="http://schemas.microsoft.com/office/drawing/2016/5/13/chartex" xmlns:cx8="http://schemas.microsoft.com/office/drawing/2016/5/14/chartex" xmlns:mc="http://schemas.openxmlformats.org/markup-compatibility/2006" xmlns:aink="http://schemas.microsoft.com/office/drawing/2016/ink" xmlns:am3d="http://schemas.microsoft.com/office/drawing/2017/model3d" xmlns:o="urn:schemas-microsoft-com:office:office" xmlns:r="http://schemas.openxmlformats.org/officeDocument/2006/relationships" xmlns:m="http://schemas.openxmlformats.org/officeDocument/2006/math" xmlns:v="urn:schemas-microsoft-com:vml" xmlns:wp14="http://schemas.microsoft.com/office/word/2010/wordprocessingDrawing" xmlns:wp="http://schemas.openxmlformats.org/drawingml/2006/wordprocessingDrawing" xmlns:w10="urn:schemas-microsoft-com:office:word" xmlns:w="http://schemas.openxmlformats.org/wordprocessingml/2006/main" xmlns:w14="http://schemas.microsoft.com/office/word/2010/wordml" xmlns:w15="http://schemas.microsoft.com/office/word/2012/wordml" xmlns:w16cex="http://schemas.microsoft.com/office/word/2018/wordml/cex" xmlns:w16cid="http://schemas.microsoft.com/office/word/2016/wordml/cid" xmlns:w16="http://schemas.microsoft.com/office/word/2018/wordml" xmlns:w16sdtdh="http://schemas.microsoft.com/office/word/2020/wordml/sdtdatahash" xmlns:w16se="http://schemas.microsoft.com/office/word/2015/wordml/symex" xmlns:wpg="http://schemas.microsoft.com/office/word/2010/wordprocessingGroup" xmlns:wpi="http://schemas.microsoft.com/office/word/2010/wordprocessingInk" xmlns:wne="http://schemas.microsoft.com/office/word/2006/wordml" xmlns:wps="http://schemas.microsoft.com/office/word/2010/wordprocessingShape" mc:Ignorable="w14 w15 w16se w16cid w16 w16cex w16sdtdh wp14">
   <w:footnote w:type="separator" w:id="-1">
     <w:p>
       <w:pPr>
@@ -3075,7 +2918,7 @@
 </file>
 
 <file path=word/numbering.xml><?xml version="1.0" encoding="utf-8"?>
-<w:numbering xmlns:wpc="http://schemas.microsoft.com/office/word/2010/wordprocessingCanvas" xmlns:cx="http://schemas.microsoft.com/office/drawing/2014/chartex" xmlns:cx1="http://schemas.microsoft.com/office/drawing/2015/9/8/chartex" xmlns:cx2="http://schemas.microsoft.com/office/drawing/2015/10/21/chartex" xmlns:cx3="http://schemas.microsoft.com/office/drawing/2016/5/9/chartex" xmlns:cx4="http://schemas.microsoft.com/office/drawing/2016/5/10/chartex" xmlns:cx5="http://schemas.microsoft.com/office/drawing/2016/5/11/chartex" xmlns:cx6="http://schemas.microsoft.com/office/drawing/2016/5/12/chartex" xmlns:cx7="http://schemas.microsoft.com/office/drawing/2016/5/13/chartex" xmlns:cx8="http://schemas.microsoft.com/office/drawing/2016/5/14/chartex" xmlns:mc="http://schemas.openxmlformats.org/markup-compatibility/2006" xmlns:aink="http://schemas.microsoft.com/office/drawing/2016/ink" xmlns:am3d="http://schemas.microsoft.com/office/drawing/2017/model3d" xmlns:o="urn:schemas-microsoft-com:office:office" xmlns:oel="http://schemas.microsoft.com/office/2019/extlst" xmlns:r="http://schemas.openxmlformats.org/officeDocument/2006/relationships" xmlns:m="http://schemas.openxmlformats.org/officeDocument/2006/math" xmlns:v="urn:schemas-microsoft-com:vml" xmlns:wp14="http://schemas.microsoft.com/office/word/2010/wordprocessingDrawing" xmlns:wp="http://schemas.openxmlformats.org/drawingml/2006/wordprocessingDrawing" xmlns:w10="urn:schemas-microsoft-com:office:word" xmlns:w="http://schemas.openxmlformats.org/wordprocessingml/2006/main" xmlns:w14="http://schemas.microsoft.com/office/word/2010/wordml" xmlns:w15="http://schemas.microsoft.com/office/word/2012/wordml" xmlns:w16cex="http://schemas.microsoft.com/office/word/2018/wordml/cex" xmlns:w16cid="http://schemas.microsoft.com/office/word/2016/wordml/cid" xmlns:w16="http://schemas.microsoft.com/office/word/2018/wordml" xmlns:w16du="http://schemas.microsoft.com/office/word/2023/wordml/word16du" xmlns:w16sdtdh="http://schemas.microsoft.com/office/word/2020/wordml/sdtdatahash" xmlns:w16se="http://schemas.microsoft.com/office/word/2015/wordml/symex" xmlns:wpg="http://schemas.microsoft.com/office/word/2010/wordprocessingGroup" xmlns:wpi="http://schemas.microsoft.com/office/word/2010/wordprocessingInk" xmlns:wne="http://schemas.microsoft.com/office/word/2006/wordml" xmlns:wps="http://schemas.microsoft.com/office/word/2010/wordprocessingShape" mc:Ignorable="w14 w15 w16se w16cid w16 w16cex w16sdtdh wp14">
+<w:numbering xmlns:wpc="http://schemas.microsoft.com/office/word/2010/wordprocessingCanvas" xmlns:cx="http://schemas.microsoft.com/office/drawing/2014/chartex" xmlns:cx1="http://schemas.microsoft.com/office/drawing/2015/9/8/chartex" xmlns:cx2="http://schemas.microsoft.com/office/drawing/2015/10/21/chartex" xmlns:cx3="http://schemas.microsoft.com/office/drawing/2016/5/9/chartex" xmlns:cx4="http://schemas.microsoft.com/office/drawing/2016/5/10/chartex" xmlns:cx5="http://schemas.microsoft.com/office/drawing/2016/5/11/chartex" xmlns:cx6="http://schemas.microsoft.com/office/drawing/2016/5/12/chartex" xmlns:cx7="http://schemas.microsoft.com/office/drawing/2016/5/13/chartex" xmlns:cx8="http://schemas.microsoft.com/office/drawing/2016/5/14/chartex" xmlns:mc="http://schemas.openxmlformats.org/markup-compatibility/2006" xmlns:aink="http://schemas.microsoft.com/office/drawing/2016/ink" xmlns:am3d="http://schemas.microsoft.com/office/drawing/2017/model3d" xmlns:o="urn:schemas-microsoft-com:office:office" xmlns:r="http://schemas.openxmlformats.org/officeDocument/2006/relationships" xmlns:m="http://schemas.openxmlformats.org/officeDocument/2006/math" xmlns:v="urn:schemas-microsoft-com:vml" xmlns:wp14="http://schemas.microsoft.com/office/word/2010/wordprocessingDrawing" xmlns:wp="http://schemas.openxmlformats.org/drawingml/2006/wordprocessingDrawing" xmlns:w10="urn:schemas-microsoft-com:office:word" xmlns:w="http://schemas.openxmlformats.org/wordprocessingml/2006/main" xmlns:w14="http://schemas.microsoft.com/office/word/2010/wordml" xmlns:w15="http://schemas.microsoft.com/office/word/2012/wordml" xmlns:w16cex="http://schemas.microsoft.com/office/word/2018/wordml/cex" xmlns:w16cid="http://schemas.microsoft.com/office/word/2016/wordml/cid" xmlns:w16="http://schemas.microsoft.com/office/word/2018/wordml" xmlns:w16sdtdh="http://schemas.microsoft.com/office/word/2020/wordml/sdtdatahash" xmlns:w16se="http://schemas.microsoft.com/office/word/2015/wordml/symex" xmlns:wpg="http://schemas.microsoft.com/office/word/2010/wordprocessingGroup" xmlns:wpi="http://schemas.microsoft.com/office/word/2010/wordprocessingInk" xmlns:wne="http://schemas.microsoft.com/office/word/2006/wordml" xmlns:wps="http://schemas.microsoft.com/office/word/2010/wordprocessingShape" mc:Ignorable="w14 w15 w16se w16cid w16 w16cex w16sdtdh wp14">
   <w:abstractNum w:abstractNumId="0" w15:restartNumberingAfterBreak="0">
     <w:nsid w:val="02383BF3"/>
     <w:multiLevelType w:val="hybridMultilevel"/>
@@ -5979,88 +5822,88 @@
       </w:pPr>
     </w:lvl>
   </w:abstractNum>
-  <w:num w:numId="1" w16cid:durableId="1537961882">
+  <w:num w:numId="1">
     <w:abstractNumId w:val="20"/>
   </w:num>
-  <w:num w:numId="2" w16cid:durableId="1179537631">
+  <w:num w:numId="2">
     <w:abstractNumId w:val="7"/>
   </w:num>
-  <w:num w:numId="3" w16cid:durableId="1477651084">
+  <w:num w:numId="3">
     <w:abstractNumId w:val="1"/>
   </w:num>
-  <w:num w:numId="4" w16cid:durableId="49696180">
+  <w:num w:numId="4">
     <w:abstractNumId w:val="12"/>
   </w:num>
-  <w:num w:numId="5" w16cid:durableId="754084553">
+  <w:num w:numId="5">
     <w:abstractNumId w:val="17"/>
   </w:num>
-  <w:num w:numId="6" w16cid:durableId="2042316707">
+  <w:num w:numId="6">
     <w:abstractNumId w:val="25"/>
   </w:num>
-  <w:num w:numId="7" w16cid:durableId="1750037698">
+  <w:num w:numId="7">
     <w:abstractNumId w:val="2"/>
   </w:num>
-  <w:num w:numId="8" w16cid:durableId="63914787">
+  <w:num w:numId="8">
     <w:abstractNumId w:val="18"/>
   </w:num>
-  <w:num w:numId="9" w16cid:durableId="1971519727">
+  <w:num w:numId="9">
     <w:abstractNumId w:val="19"/>
   </w:num>
-  <w:num w:numId="10" w16cid:durableId="247887124">
+  <w:num w:numId="10">
     <w:abstractNumId w:val="10"/>
   </w:num>
-  <w:num w:numId="11" w16cid:durableId="2042706237">
+  <w:num w:numId="11">
     <w:abstractNumId w:val="15"/>
   </w:num>
-  <w:num w:numId="12" w16cid:durableId="487864861">
+  <w:num w:numId="12">
     <w:abstractNumId w:val="9"/>
   </w:num>
-  <w:num w:numId="13" w16cid:durableId="47847788">
+  <w:num w:numId="13">
     <w:abstractNumId w:val="27"/>
   </w:num>
-  <w:num w:numId="14" w16cid:durableId="415326034">
+  <w:num w:numId="14">
     <w:abstractNumId w:val="6"/>
   </w:num>
-  <w:num w:numId="15" w16cid:durableId="2093231472">
+  <w:num w:numId="15">
     <w:abstractNumId w:val="23"/>
   </w:num>
-  <w:num w:numId="16" w16cid:durableId="1321498279">
+  <w:num w:numId="16">
     <w:abstractNumId w:val="11"/>
   </w:num>
-  <w:num w:numId="17" w16cid:durableId="643631562">
+  <w:num w:numId="17">
     <w:abstractNumId w:val="14"/>
   </w:num>
-  <w:num w:numId="18" w16cid:durableId="1978804014">
+  <w:num w:numId="18">
     <w:abstractNumId w:val="13"/>
   </w:num>
-  <w:num w:numId="19" w16cid:durableId="1790662568">
+  <w:num w:numId="19">
     <w:abstractNumId w:val="4"/>
   </w:num>
-  <w:num w:numId="20" w16cid:durableId="930548491">
+  <w:num w:numId="20">
     <w:abstractNumId w:val="16"/>
   </w:num>
-  <w:num w:numId="21" w16cid:durableId="708578102">
+  <w:num w:numId="21">
     <w:abstractNumId w:val="26"/>
   </w:num>
-  <w:num w:numId="22" w16cid:durableId="653071670">
+  <w:num w:numId="22">
     <w:abstractNumId w:val="22"/>
   </w:num>
-  <w:num w:numId="23" w16cid:durableId="1497500137">
+  <w:num w:numId="23">
     <w:abstractNumId w:val="21"/>
   </w:num>
-  <w:num w:numId="24" w16cid:durableId="1206676190">
+  <w:num w:numId="24">
     <w:abstractNumId w:val="0"/>
   </w:num>
-  <w:num w:numId="25" w16cid:durableId="1509368981">
+  <w:num w:numId="25">
     <w:abstractNumId w:val="8"/>
   </w:num>
-  <w:num w:numId="26" w16cid:durableId="1907912887">
+  <w:num w:numId="26">
     <w:abstractNumId w:val="24"/>
   </w:num>
-  <w:num w:numId="27" w16cid:durableId="2124763978">
+  <w:num w:numId="27">
     <w:abstractNumId w:val="5"/>
   </w:num>
-  <w:num w:numId="28" w16cid:durableId="334765514">
+  <w:num w:numId="28">
     <w:abstractNumId w:val="3"/>
   </w:num>
 </w:numbering>
